--- a/docs/Referat.docx
+++ b/docs/Referat.docx
@@ -616,7 +616,7 @@
           <w:color w:val="000000"/>
           <w:sz w:val="28"/>
         </w:rPr>
-        <w:t xml:space="preserve">    1.1. Бізнес-проблема та постановка задачі</w:t>
+        <w:t xml:space="preserve">    1.1. Назва проекту, тип моделі та її розміщення</w:t>
       </w:r>
     </w:p>
     <w:p>
@@ -632,7 +632,7 @@
           <w:color w:val="000000"/>
           <w:sz w:val="28"/>
         </w:rPr>
-        <w:t xml:space="preserve">    1.2. Об'єкт та горизонт прогнозування</w:t>
+        <w:t xml:space="preserve">    1.2. Дата запуску, регулярність та виконавці</w:t>
       </w:r>
     </w:p>
     <w:p>
@@ -648,7 +648,7 @@
           <w:color w:val="000000"/>
           <w:sz w:val="28"/>
         </w:rPr>
-        <w:t xml:space="preserve">    1.3. Джерела даних</w:t>
+        <w:t xml:space="preserve">    1.3. Бізнес-проблема, що вирішується</w:t>
       </w:r>
     </w:p>
     <w:p>
@@ -664,7 +664,7 @@
           <w:color w:val="000000"/>
           <w:sz w:val="28"/>
         </w:rPr>
-        <w:t xml:space="preserve">    1.4. Підхід та модель</w:t>
+        <w:t xml:space="preserve">    1.4. Бізнес-вимоги до проекту</w:t>
       </w:r>
     </w:p>
     <w:p>
@@ -696,7 +696,7 @@
           <w:color w:val="000000"/>
           <w:sz w:val="28"/>
         </w:rPr>
-        <w:t>Розділ 2. Реалізація моделі та результати</w:t>
+        <w:t xml:space="preserve">    1.6. Виключення з прогнозу та обмеження</w:t>
       </w:r>
     </w:p>
     <w:p>
@@ -712,7 +712,7 @@
           <w:color w:val="000000"/>
           <w:sz w:val="28"/>
         </w:rPr>
-        <w:t xml:space="preserve">    2.1. Підготовка даних</w:t>
+        <w:t xml:space="preserve">    1.7. Економічна ефективність</w:t>
       </w:r>
     </w:p>
     <w:p>
@@ -728,7 +728,7 @@
           <w:color w:val="000000"/>
           <w:sz w:val="28"/>
         </w:rPr>
-        <w:t xml:space="preserve">    2.2. Архітектура моделі</w:t>
+        <w:t xml:space="preserve">    1.8. Функціональні вимоги та Flow роботи</w:t>
       </w:r>
     </w:p>
     <w:p>
@@ -744,7 +744,7 @@
           <w:color w:val="000000"/>
           <w:sz w:val="28"/>
         </w:rPr>
-        <w:t xml:space="preserve">    2.3. Результати на тестовому періоді</w:t>
+        <w:t xml:space="preserve">    1.9. Вимоги до даних та інтерфейс користувача</w:t>
       </w:r>
     </w:p>
     <w:p>
@@ -760,7 +760,7 @@
           <w:color w:val="000000"/>
           <w:sz w:val="28"/>
         </w:rPr>
-        <w:t xml:space="preserve">    2.4. Прогноз та аналіз ознак</w:t>
+        <w:t xml:space="preserve">    1.10. Ризики проекту</w:t>
       </w:r>
     </w:p>
     <w:p>
@@ -776,7 +776,135 @@
           <w:color w:val="000000"/>
           <w:sz w:val="28"/>
         </w:rPr>
-        <w:t xml:space="preserve">    2.5. Бізнес-застосування</w:t>
+        <w:t>Розділ 2. Реалізація моделі та результати</w:t>
+      </w:r>
+    </w:p>
+    <w:p>
+      <w:pPr>
+        <w:spacing w:line="240" w:lineRule="auto" w:before="0" w:after="0"/>
+        <w:jc w:val="left"/>
+      </w:pPr>
+      <w:r>
+        <w:rPr>
+          <w:rFonts w:ascii="Times New Roman" w:hAnsi="Times New Roman" w:cs="Times New Roman" w:eastAsia="Times New Roman"/>
+          <w:b w:val="0"/>
+          <w:i w:val="0"/>
+          <w:color w:val="000000"/>
+          <w:sz w:val="28"/>
+        </w:rPr>
+        <w:t xml:space="preserve">    2.1. Підготовка даних і формування датасету</w:t>
+      </w:r>
+    </w:p>
+    <w:p>
+      <w:pPr>
+        <w:spacing w:line="240" w:lineRule="auto" w:before="0" w:after="0"/>
+        <w:jc w:val="left"/>
+      </w:pPr>
+      <w:r>
+        <w:rPr>
+          <w:rFonts w:ascii="Times New Roman" w:hAnsi="Times New Roman" w:cs="Times New Roman" w:eastAsia="Times New Roman"/>
+          <w:b w:val="0"/>
+          <w:i w:val="0"/>
+          <w:color w:val="000000"/>
+          <w:sz w:val="28"/>
+        </w:rPr>
+        <w:t xml:space="preserve">    2.2. Інженерія ознак</w:t>
+      </w:r>
+    </w:p>
+    <w:p>
+      <w:pPr>
+        <w:spacing w:line="240" w:lineRule="auto" w:before="0" w:after="0"/>
+        <w:jc w:val="left"/>
+      </w:pPr>
+      <w:r>
+        <w:rPr>
+          <w:rFonts w:ascii="Times New Roman" w:hAnsi="Times New Roman" w:cs="Times New Roman" w:eastAsia="Times New Roman"/>
+          <w:b w:val="0"/>
+          <w:i w:val="0"/>
+          <w:color w:val="000000"/>
+          <w:sz w:val="28"/>
+        </w:rPr>
+        <w:t xml:space="preserve">    2.3. Архітектура моделі LightGBM</w:t>
+      </w:r>
+    </w:p>
+    <w:p>
+      <w:pPr>
+        <w:spacing w:line="240" w:lineRule="auto" w:before="0" w:after="0"/>
+        <w:jc w:val="left"/>
+      </w:pPr>
+      <w:r>
+        <w:rPr>
+          <w:rFonts w:ascii="Times New Roman" w:hAnsi="Times New Roman" w:cs="Times New Roman" w:eastAsia="Times New Roman"/>
+          <w:b w:val="0"/>
+          <w:i w:val="0"/>
+          <w:color w:val="000000"/>
+          <w:sz w:val="28"/>
+        </w:rPr>
+        <w:t xml:space="preserve">    2.4. Поділ на train/test та навчання</w:t>
+      </w:r>
+    </w:p>
+    <w:p>
+      <w:pPr>
+        <w:spacing w:line="240" w:lineRule="auto" w:before="0" w:after="0"/>
+        <w:jc w:val="left"/>
+      </w:pPr>
+      <w:r>
+        <w:rPr>
+          <w:rFonts w:ascii="Times New Roman" w:hAnsi="Times New Roman" w:cs="Times New Roman" w:eastAsia="Times New Roman"/>
+          <w:b w:val="0"/>
+          <w:i w:val="0"/>
+          <w:color w:val="000000"/>
+          <w:sz w:val="28"/>
+        </w:rPr>
+        <w:t xml:space="preserve">    2.5. Результати на тестовому періоді</w:t>
+      </w:r>
+    </w:p>
+    <w:p>
+      <w:pPr>
+        <w:spacing w:line="240" w:lineRule="auto" w:before="0" w:after="0"/>
+        <w:jc w:val="left"/>
+      </w:pPr>
+      <w:r>
+        <w:rPr>
+          <w:rFonts w:ascii="Times New Roman" w:hAnsi="Times New Roman" w:cs="Times New Roman" w:eastAsia="Times New Roman"/>
+          <w:b w:val="0"/>
+          <w:i w:val="0"/>
+          <w:color w:val="000000"/>
+          <w:sz w:val="28"/>
+        </w:rPr>
+        <w:t xml:space="preserve">    2.6. Аналіз feature importance</w:t>
+      </w:r>
+    </w:p>
+    <w:p>
+      <w:pPr>
+        <w:spacing w:line="240" w:lineRule="auto" w:before="0" w:after="0"/>
+        <w:jc w:val="left"/>
+      </w:pPr>
+      <w:r>
+        <w:rPr>
+          <w:rFonts w:ascii="Times New Roman" w:hAnsi="Times New Roman" w:cs="Times New Roman" w:eastAsia="Times New Roman"/>
+          <w:b w:val="0"/>
+          <w:i w:val="0"/>
+          <w:color w:val="000000"/>
+          <w:sz w:val="28"/>
+        </w:rPr>
+        <w:t xml:space="preserve">    2.7. Прогноз на 4 тижні наперед</w:t>
+      </w:r>
+    </w:p>
+    <w:p>
+      <w:pPr>
+        <w:spacing w:line="240" w:lineRule="auto" w:before="0" w:after="0"/>
+        <w:jc w:val="left"/>
+      </w:pPr>
+      <w:r>
+        <w:rPr>
+          <w:rFonts w:ascii="Times New Roman" w:hAnsi="Times New Roman" w:cs="Times New Roman" w:eastAsia="Times New Roman"/>
+          <w:b w:val="0"/>
+          <w:i w:val="0"/>
+          <w:color w:val="000000"/>
+          <w:sz w:val="28"/>
+        </w:rPr>
+        <w:t xml:space="preserve">    2.8. Розрахунок обсягу замовлення</w:t>
       </w:r>
     </w:p>
     <w:p>
@@ -887,7 +1015,24 @@
           <w:color w:val="000000"/>
           <w:sz w:val="28"/>
         </w:rPr>
-        <w:t>Метою цього реферату є опис розробленої моделі прогнозування продажів у розрізі SKU × магазин на тижневому горизонті 4 тижні наперед для умовного маркетплейсу.</w:t>
+        <w:t>Об'єктом дослідження є процес формування прогнозу тижневих продажів у роздрібному маркетплейсі. Предметом — модель машинного навчання, що прогнозує обсяг продажів у розрізі SKU × магазин на горизонт 4 тижні наперед.</w:t>
+      </w:r>
+    </w:p>
+    <w:p>
+      <w:pPr>
+        <w:spacing w:line="240" w:lineRule="auto" w:before="0" w:after="0"/>
+        <w:ind w:firstLine="709"/>
+        <w:jc w:val="both"/>
+      </w:pPr>
+      <w:r>
+        <w:rPr>
+          <w:rFonts w:ascii="Times New Roman" w:hAnsi="Times New Roman" w:cs="Times New Roman" w:eastAsia="Times New Roman"/>
+          <w:b w:val="0"/>
+          <w:i w:val="0"/>
+          <w:color w:val="000000"/>
+          <w:sz w:val="28"/>
+        </w:rPr>
+        <w:t>Метою реферату є опис розробленої моделі прогнозування продажів — від технічного завдання до отриманих результатів та бізнес-застосування.</w:t>
       </w:r>
     </w:p>
     <w:p>
@@ -920,7 +1065,7 @@
           <w:color w:val="000000"/>
           <w:sz w:val="28"/>
         </w:rPr>
-        <w:t>1. описати технічне завдання проекту та його обґрунтування;</w:t>
+        <w:t>1. розкрити технічне завдання проекту в усіх його аспектах;</w:t>
       </w:r>
     </w:p>
     <w:p>
@@ -936,7 +1081,7 @@
           <w:color w:val="000000"/>
           <w:sz w:val="28"/>
         </w:rPr>
-        <w:t>2. висвітлити процес підготовки даних та побудови моделі;</w:t>
+        <w:t>2. описати джерела даних, ознаки та структуру датасету;</w:t>
       </w:r>
     </w:p>
     <w:p>
@@ -952,7 +1097,7 @@
           <w:color w:val="000000"/>
           <w:sz w:val="28"/>
         </w:rPr>
-        <w:t>3. представити отримані результати та оцінити якість прогнозу;</w:t>
+        <w:t>3. обґрунтувати вибір моделі та метрик якості;</w:t>
       </w:r>
     </w:p>
     <w:p>
@@ -968,7 +1113,23 @@
           <w:color w:val="000000"/>
           <w:sz w:val="28"/>
         </w:rPr>
-        <w:t>4. сформулювати висновки та визначити напрямки подальшого розвитку.</w:t>
+        <w:t>4. представити отримані результати на тестовому періоді;</w:t>
+      </w:r>
+    </w:p>
+    <w:p>
+      <w:pPr>
+        <w:spacing w:line="240" w:lineRule="auto" w:before="0" w:after="0"/>
+        <w:ind w:left="425" w:hanging="283"/>
+      </w:pPr>
+      <w:r>
+        <w:rPr>
+          <w:rFonts w:ascii="Times New Roman" w:hAnsi="Times New Roman" w:cs="Times New Roman" w:eastAsia="Times New Roman"/>
+          <w:b w:val="0"/>
+          <w:i w:val="0"/>
+          <w:color w:val="000000"/>
+          <w:sz w:val="28"/>
+        </w:rPr>
+        <w:t>5. сформулювати висновки та визначити напрямки розвитку.</w:t>
       </w:r>
     </w:p>
     <w:p>
@@ -1046,7 +1207,7 @@
           <w:color w:val="000000"/>
           <w:sz w:val="28"/>
         </w:rPr>
-        <w:t>1.1. Бізнес-проблема та постановка задачі</w:t>
+        <w:t>1.1. Назва проекту, тип моделі та її розміщення</w:t>
       </w:r>
     </w:p>
     <w:p>
@@ -1063,7 +1224,7 @@
           <w:color w:val="000000"/>
           <w:sz w:val="28"/>
         </w:rPr>
-        <w:t>Маркетплейс зазнає одночасних втрат із двох сторін. По-перше, out-of-stock (OOS) призводить до прямої втрати GMV: клієнт не знаходить потрібний товар і йде до конкурента, що додатково знижує customer retention. По-друге, over-stock спричиняє заморожування оборотних коштів, зростання витрат на зберігання та ризик подальшої уцінки товарів. Ручне планування десятків тисяч SKU не масштабується, тому потрібна автоматизована модель прогнозування [4, с. 23].</w:t>
+        <w:t>Назва проекту — «Прогнозування тижневих продажів товарів у розрізі SKU × магазин на горизонт 4 тижні наперед». Тип моделі — gradient boosting на деревах рішень (реалізація LightGBM від Microsoft Research [3]). Baseline для порівняння — наївний сезонний прогноз (середнє за останні 4 тижні).</w:t>
       </w:r>
     </w:p>
     <w:p>
@@ -1080,7 +1241,124 @@
           <w:color w:val="000000"/>
           <w:sz w:val="28"/>
         </w:rPr>
-        <w:t>Цільова формула обсягу замовлення, прийнята в проекті:</w:t>
+        <w:t>Проект розміщено у відкритому репозиторії на платформі GitHub [7], де зберігаються датасет, notebook з моделлю, технічне завдання, реферат та презентація. Управління завданнями ведеться через GitHub Project (Kanban) [8] з колонками: Backlog → ToDo → In Progress → For Review → Done.</w:t>
+      </w:r>
+    </w:p>
+    <w:p>
+      <w:pPr>
+        <w:spacing w:line="240" w:lineRule="auto" w:before="0" w:after="0"/>
+        <w:ind w:firstLine="709"/>
+        <w:jc w:val="both"/>
+      </w:pPr>
+      <w:r>
+        <w:rPr>
+          <w:rFonts w:ascii="Times New Roman" w:hAnsi="Times New Roman" w:cs="Times New Roman" w:eastAsia="Times New Roman"/>
+          <w:b w:val="0"/>
+          <w:i w:val="0"/>
+          <w:color w:val="000000"/>
+          <w:sz w:val="28"/>
+        </w:rPr>
+        <w:t>Джерелами вхідних даних у продакшн-моделі є таблиці корпоративного сховища даних: sales_fact (продажі), dim_sku (каталог товарів), dim_store (магазини), dim_holidays (свята), dim_promo_calendar (акції), inventory_snapshot (залишки). Вихідні дані прогнозу зберігаються у таблиці forecast_sku_weekly та у форматі Parquet у S3-сховищі. Передача даних у систему планування закупівель здійснюється через REST API.</w:t>
+      </w:r>
+    </w:p>
+    <w:p>
+      <w:pPr>
+        <w:spacing w:line="240" w:lineRule="auto" w:before="240" w:after="120"/>
+        <w:jc w:val="left"/>
+      </w:pPr>
+      <w:r>
+        <w:rPr>
+          <w:rFonts w:ascii="Times New Roman" w:hAnsi="Times New Roman" w:cs="Times New Roman" w:eastAsia="Times New Roman"/>
+          <w:b/>
+          <w:i w:val="0"/>
+          <w:color w:val="000000"/>
+          <w:sz w:val="28"/>
+        </w:rPr>
+        <w:t>1.2. Дата запуску, регулярність та виконавці</w:t>
+      </w:r>
+    </w:p>
+    <w:p>
+      <w:pPr>
+        <w:spacing w:line="240" w:lineRule="auto" w:before="0" w:after="0"/>
+        <w:ind w:firstLine="709"/>
+        <w:jc w:val="both"/>
+      </w:pPr>
+      <w:r>
+        <w:rPr>
+          <w:rFonts w:ascii="Times New Roman" w:hAnsi="Times New Roman" w:cs="Times New Roman" w:eastAsia="Times New Roman"/>
+          <w:b w:val="0"/>
+          <w:i w:val="0"/>
+          <w:color w:val="000000"/>
+          <w:sz w:val="28"/>
+        </w:rPr>
+        <w:t>Планова дата інтеграції моделі у робочий процес — кінець семестру. Регулярність запуску моделі — щотижня (понеділок, 06:00 UTC). Перенавчання моделі виконується раз на квартал або при перевищенні WAPE 30% дві неділі поспіль.</w:t>
+      </w:r>
+    </w:p>
+    <w:p>
+      <w:pPr>
+        <w:spacing w:line="240" w:lineRule="auto" w:before="0" w:after="0"/>
+        <w:ind w:firstLine="709"/>
+        <w:jc w:val="both"/>
+      </w:pPr>
+      <w:r>
+        <w:rPr>
+          <w:rFonts w:ascii="Times New Roman" w:hAnsi="Times New Roman" w:cs="Times New Roman" w:eastAsia="Times New Roman"/>
+          <w:b w:val="0"/>
+          <w:i w:val="0"/>
+          <w:color w:val="000000"/>
+          <w:sz w:val="28"/>
+        </w:rPr>
+        <w:t>Замовником проекту є департамент Supply Chain &amp; Demand Planning умовного маркетплейсу. Внутрішні споживачі прогнозу — Inventory Planners та Category Managers. Розробник — Горбунова К., студентка групи УМ-з31, в рамках навчальної дисципліни «Бізнес-прогнозування».</w:t>
+      </w:r>
+    </w:p>
+    <w:p>
+      <w:pPr>
+        <w:spacing w:line="240" w:lineRule="auto" w:before="240" w:after="120"/>
+        <w:jc w:val="left"/>
+      </w:pPr>
+      <w:r>
+        <w:rPr>
+          <w:rFonts w:ascii="Times New Roman" w:hAnsi="Times New Roman" w:cs="Times New Roman" w:eastAsia="Times New Roman"/>
+          <w:b/>
+          <w:i w:val="0"/>
+          <w:color w:val="000000"/>
+          <w:sz w:val="28"/>
+        </w:rPr>
+        <w:t>1.3. Бізнес-проблема, що вирішується</w:t>
+      </w:r>
+    </w:p>
+    <w:p>
+      <w:pPr>
+        <w:spacing w:line="240" w:lineRule="auto" w:before="0" w:after="0"/>
+        <w:ind w:firstLine="709"/>
+        <w:jc w:val="both"/>
+      </w:pPr>
+      <w:r>
+        <w:rPr>
+          <w:rFonts w:ascii="Times New Roman" w:hAnsi="Times New Roman" w:cs="Times New Roman" w:eastAsia="Times New Roman"/>
+          <w:b w:val="0"/>
+          <w:i w:val="0"/>
+          <w:color w:val="000000"/>
+          <w:sz w:val="28"/>
+        </w:rPr>
+        <w:t>Маркетплейс зазнає одночасних втрат із двох сторін. По-перше, out-of-stock (OOS) призводить до прямої втрати GMV: клієнт не знаходить потрібний товар і йде до конкурента, що додатково знижує customer retention. По-друге, over-stock спричиняє заморожування оборотних коштів, зростання витрат на зберігання та ризик подальшої уцінки [4, с. 23].</w:t>
+      </w:r>
+    </w:p>
+    <w:p>
+      <w:pPr>
+        <w:spacing w:line="240" w:lineRule="auto" w:before="0" w:after="0"/>
+        <w:ind w:firstLine="709"/>
+        <w:jc w:val="both"/>
+      </w:pPr>
+      <w:r>
+        <w:rPr>
+          <w:rFonts w:ascii="Times New Roman" w:hAnsi="Times New Roman" w:cs="Times New Roman" w:eastAsia="Times New Roman"/>
+          <w:b w:val="0"/>
+          <w:i w:val="0"/>
+          <w:color w:val="000000"/>
+          <w:sz w:val="28"/>
+        </w:rPr>
+        <w:t>Ручне планування десятків тисяч SKU не масштабується, тому необхідна автоматизована модель, що генерує прогноз продажів. Цей прогноз використовується у формулі обсягу замовлення:</w:t>
       </w:r>
     </w:p>
     <w:p>
@@ -1129,7 +1407,7 @@
           <w:color w:val="000000"/>
           <w:sz w:val="28"/>
         </w:rPr>
-        <w:t>1.2. Об'єкт та горизонт прогнозування</w:t>
+        <w:t>1.4. Бізнес-вимоги до проекту</w:t>
       </w:r>
     </w:p>
     <w:p>
@@ -1146,7 +1424,109 @@
           <w:color w:val="000000"/>
           <w:sz w:val="28"/>
         </w:rPr>
-        <w:t>Об'єктом прогнозування є тижневі продажі (qty) для кожної пари «SKU × магазин». Горизонт прогнозу обрано 4 тижні наперед, що відповідає типовому циклу замовлення постачальникам у роздрібній торгівлі [4]. Гранулярність вхідних даних — день, з подальшою агрегацією до тижня (тижні з понеділка, W-MON). Глибина історії — 12 місяців.</w:t>
+        <w:t>Ключові бізнес-вимоги, сформульовані замовником:</w:t>
+      </w:r>
+    </w:p>
+    <w:p>
+      <w:pPr>
+        <w:pStyle w:val="ListBullet"/>
+        <w:spacing w:line="240" w:lineRule="auto" w:before="0" w:after="0"/>
+        <w:ind w:left="425"/>
+      </w:pPr>
+      <w:r>
+        <w:rPr>
+          <w:rFonts w:ascii="Times New Roman" w:hAnsi="Times New Roman" w:cs="Times New Roman" w:eastAsia="Times New Roman"/>
+          <w:b w:val="0"/>
+          <w:i w:val="0"/>
+          <w:color w:val="000000"/>
+          <w:sz w:val="28"/>
+        </w:rPr>
+        <w:t>прогноз тижневих продажів на 4 тижні вперед у розрізі SKU × магазин;</w:t>
+      </w:r>
+    </w:p>
+    <w:p>
+      <w:pPr>
+        <w:pStyle w:val="ListBullet"/>
+        <w:spacing w:line="240" w:lineRule="auto" w:before="0" w:after="0"/>
+        <w:ind w:left="425"/>
+      </w:pPr>
+      <w:r>
+        <w:rPr>
+          <w:rFonts w:ascii="Times New Roman" w:hAnsi="Times New Roman" w:cs="Times New Roman" w:eastAsia="Times New Roman"/>
+          <w:b w:val="0"/>
+          <w:i w:val="0"/>
+          <w:color w:val="000000"/>
+          <w:sz w:val="28"/>
+        </w:rPr>
+        <w:t>поставка прогнозу у BI-систему Tableau та у CSV/Parquet-експорт;</w:t>
+      </w:r>
+    </w:p>
+    <w:p>
+      <w:pPr>
+        <w:pStyle w:val="ListBullet"/>
+        <w:spacing w:line="240" w:lineRule="auto" w:before="0" w:after="0"/>
+        <w:ind w:left="425"/>
+      </w:pPr>
+      <w:r>
+        <w:rPr>
+          <w:rFonts w:ascii="Times New Roman" w:hAnsi="Times New Roman" w:cs="Times New Roman" w:eastAsia="Times New Roman"/>
+          <w:b w:val="0"/>
+          <w:i w:val="0"/>
+          <w:color w:val="000000"/>
+          <w:sz w:val="28"/>
+        </w:rPr>
+        <w:t>латентність повного запуску — менше 5 хвилин;</w:t>
+      </w:r>
+    </w:p>
+    <w:p>
+      <w:pPr>
+        <w:pStyle w:val="ListBullet"/>
+        <w:spacing w:line="240" w:lineRule="auto" w:before="0" w:after="0"/>
+        <w:ind w:left="425"/>
+      </w:pPr>
+      <w:r>
+        <w:rPr>
+          <w:rFonts w:ascii="Times New Roman" w:hAnsi="Times New Roman" w:cs="Times New Roman" w:eastAsia="Times New Roman"/>
+          <w:b w:val="0"/>
+          <w:i w:val="0"/>
+          <w:color w:val="000000"/>
+          <w:sz w:val="28"/>
+        </w:rPr>
+        <w:t>детермінованість: повторні запуски на тих самих даних дають однакові результати;</w:t>
+      </w:r>
+    </w:p>
+    <w:p>
+      <w:pPr>
+        <w:pStyle w:val="ListBullet"/>
+        <w:spacing w:line="240" w:lineRule="auto" w:before="0" w:after="0"/>
+        <w:ind w:left="425"/>
+      </w:pPr>
+      <w:r>
+        <w:rPr>
+          <w:rFonts w:ascii="Times New Roman" w:hAnsi="Times New Roman" w:cs="Times New Roman" w:eastAsia="Times New Roman"/>
+          <w:b w:val="0"/>
+          <w:i w:val="0"/>
+          <w:color w:val="000000"/>
+          <w:sz w:val="28"/>
+        </w:rPr>
+        <w:t>можливість фільтру за категорією, магазином, SKU у дашборді;</w:t>
+      </w:r>
+    </w:p>
+    <w:p>
+      <w:pPr>
+        <w:pStyle w:val="ListBullet"/>
+        <w:spacing w:line="240" w:lineRule="auto" w:before="0" w:after="0"/>
+        <w:ind w:left="425"/>
+      </w:pPr>
+      <w:r>
+        <w:rPr>
+          <w:rFonts w:ascii="Times New Roman" w:hAnsi="Times New Roman" w:cs="Times New Roman" w:eastAsia="Times New Roman"/>
+          <w:b w:val="0"/>
+          <w:i w:val="0"/>
+          <w:color w:val="000000"/>
+          <w:sz w:val="28"/>
+        </w:rPr>
+        <w:t>автоматичний моніторинг WAPE та сповіщення команди у разі перевищення порогу.</w:t>
       </w:r>
     </w:p>
     <w:p>
@@ -1162,7 +1542,7 @@
           <w:color w:val="000000"/>
           <w:sz w:val="28"/>
         </w:rPr>
-        <w:t>1.3. Джерела даних</w:t>
+        <w:t>1.5. Метрики якості</w:t>
       </w:r>
     </w:p>
     <w:p>
@@ -1179,14 +1559,14 @@
           <w:color w:val="000000"/>
           <w:sz w:val="28"/>
         </w:rPr>
-        <w:t>Дані для моделі формуються з кількох таблиць корпоративного сховища даних:</w:t>
+        <w:t>В якості основної метрики обрано WAPE (Weighted Absolute Percentage Error), оскільки традиційна MAPE гіперчутлива до тижнів із малими фактичними значеннями, що особливо актуально для рідкісних SKU [1, с. 89]. Допоміжні метрики: MAPE, MAE, RMSE, Bias.</w:t>
       </w:r>
     </w:p>
     <w:p>
       <w:pPr>
-        <w:pStyle w:val="ListBullet"/>
         <w:spacing w:line="240" w:lineRule="auto" w:before="0" w:after="0"/>
-        <w:ind w:left="425"/>
+        <w:ind w:firstLine="709"/>
+        <w:jc w:val="both"/>
       </w:pPr>
       <w:r>
         <w:rPr>
@@ -1196,14 +1576,30 @@
           <w:color w:val="000000"/>
           <w:sz w:val="28"/>
         </w:rPr>
-        <w:t>sales_fact — щоденні продажі (date, sku_id, store_id, qty, price, promo);</w:t>
+        <w:t>Поріг прийнятності моделі: WAPE ≤ 20%, Bias у межах ±5%. Контроль якості здійснюється на останніх 8 тижнях історичних даних (тестове вікно).</w:t>
       </w:r>
     </w:p>
     <w:p>
       <w:pPr>
-        <w:pStyle w:val="ListBullet"/>
+        <w:spacing w:line="240" w:lineRule="auto" w:before="240" w:after="120"/>
+        <w:jc w:val="left"/>
+      </w:pPr>
+      <w:r>
+        <w:rPr>
+          <w:rFonts w:ascii="Times New Roman" w:hAnsi="Times New Roman" w:cs="Times New Roman" w:eastAsia="Times New Roman"/>
+          <w:b/>
+          <w:i w:val="0"/>
+          <w:color w:val="000000"/>
+          <w:sz w:val="28"/>
+        </w:rPr>
+        <w:t>1.6. Виключення з прогнозу та обмеження</w:t>
+      </w:r>
+    </w:p>
+    <w:p>
+      <w:pPr>
         <w:spacing w:line="240" w:lineRule="auto" w:before="0" w:after="0"/>
-        <w:ind w:left="425"/>
+        <w:ind w:firstLine="709"/>
+        <w:jc w:val="both"/>
       </w:pPr>
       <w:r>
         <w:rPr>
@@ -1213,7 +1609,7 @@
           <w:color w:val="000000"/>
           <w:sz w:val="28"/>
         </w:rPr>
-        <w:t>dim_sku — каталог SKU (категорія, бренд, ціна, вага);</w:t>
+        <w:t>З моделювання виключаються такі категорії об'єктів:</w:t>
       </w:r>
     </w:p>
     <w:p>
@@ -1230,7 +1626,7 @@
           <w:color w:val="000000"/>
           <w:sz w:val="28"/>
         </w:rPr>
-        <w:t>dim_store — довідник магазинів / fulfillment-центрів;</w:t>
+        <w:t>SKU зі статусом out-of-stock понад 8 тижнів (cold start);</w:t>
       </w:r>
     </w:p>
     <w:p>
@@ -1247,7 +1643,7 @@
           <w:color w:val="000000"/>
           <w:sz w:val="28"/>
         </w:rPr>
-        <w:t>dim_holidays — календар свят (8 березня, Black Friday, Новий рік тощо);</w:t>
+        <w:t>товари, знятi з асортименту (lifecycle = «discontinued»);</w:t>
       </w:r>
     </w:p>
     <w:p>
@@ -1264,14 +1660,14 @@
           <w:color w:val="000000"/>
           <w:sz w:val="28"/>
         </w:rPr>
-        <w:t>dim_promo_calendar — календар акцій зі знижками;</w:t>
+        <w:t>новi SKU з історією менше 12 тижнів — для них використовується fallback на категорійне середнє.</w:t>
       </w:r>
     </w:p>
     <w:p>
       <w:pPr>
-        <w:pStyle w:val="ListBullet"/>
         <w:spacing w:line="240" w:lineRule="auto" w:before="0" w:after="0"/>
-        <w:ind w:left="425"/>
+        <w:ind w:firstLine="709"/>
+        <w:jc w:val="both"/>
       </w:pPr>
       <w:r>
         <w:rPr>
@@ -1281,7 +1677,23 @@
           <w:color w:val="000000"/>
           <w:sz w:val="28"/>
         </w:rPr>
-        <w:t>inventory_snapshot — щоденні залишки та товар у дорозі.</w:t>
+        <w:t>Технічні обмеження: модель навчається на pandas + LightGBM, ресурс — 1 CPU-узел, RAM до 8 ГБ. Горизонт прогнозу фіксований у 4 тижні (відповідає циклу замовлення постачальникам). Прогноз обмежено знизу нулем (без негативних значень).</w:t>
+      </w:r>
+    </w:p>
+    <w:p>
+      <w:pPr>
+        <w:spacing w:line="240" w:lineRule="auto" w:before="240" w:after="120"/>
+        <w:jc w:val="left"/>
+      </w:pPr>
+      <w:r>
+        <w:rPr>
+          <w:rFonts w:ascii="Times New Roman" w:hAnsi="Times New Roman" w:cs="Times New Roman" w:eastAsia="Times New Roman"/>
+          <w:b/>
+          <w:i w:val="0"/>
+          <w:color w:val="000000"/>
+          <w:sz w:val="28"/>
+        </w:rPr>
+        <w:t>1.7. Економічна ефективність</w:t>
       </w:r>
     </w:p>
     <w:p>
@@ -1298,7 +1710,75 @@
           <w:color w:val="000000"/>
           <w:sz w:val="28"/>
         </w:rPr>
-        <w:t>Фінальна таблиця dataset формується через INNER та LEFT JOIN перерахованих таблиць; її структура містить як факт-показники (qty, price), так і атрибути з довідників (категорія, місто магазину, прапор свята).</w:t>
+        <w:t>Очікувані ефекти від впровадження моделі:</w:t>
+      </w:r>
+    </w:p>
+    <w:p>
+      <w:pPr>
+        <w:pStyle w:val="ListBullet"/>
+        <w:spacing w:line="240" w:lineRule="auto" w:before="0" w:after="0"/>
+        <w:ind w:left="425"/>
+      </w:pPr>
+      <w:r>
+        <w:rPr>
+          <w:rFonts w:ascii="Times New Roman" w:hAnsi="Times New Roman" w:cs="Times New Roman" w:eastAsia="Times New Roman"/>
+          <w:b w:val="0"/>
+          <w:i w:val="0"/>
+          <w:color w:val="000000"/>
+          <w:sz w:val="28"/>
+        </w:rPr>
+        <w:t>зниження OOS-rate з 12–15% до 7–8% — потенційне зростання GMV на ~3% по пілотних категоріях;</w:t>
+      </w:r>
+    </w:p>
+    <w:p>
+      <w:pPr>
+        <w:pStyle w:val="ListBullet"/>
+        <w:spacing w:line="240" w:lineRule="auto" w:before="0" w:after="0"/>
+        <w:ind w:left="425"/>
+      </w:pPr>
+      <w:r>
+        <w:rPr>
+          <w:rFonts w:ascii="Times New Roman" w:hAnsi="Times New Roman" w:cs="Times New Roman" w:eastAsia="Times New Roman"/>
+          <w:b w:val="0"/>
+          <w:i w:val="0"/>
+          <w:color w:val="000000"/>
+          <w:sz w:val="28"/>
+        </w:rPr>
+        <w:t>скорочення over-stock на 10–15% — звільнення оборотних коштів орієнтовно на 150 тис. дол. США по пілоту з 15 SKU;</w:t>
+      </w:r>
+    </w:p>
+    <w:p>
+      <w:pPr>
+        <w:pStyle w:val="ListBullet"/>
+        <w:spacing w:line="240" w:lineRule="auto" w:before="0" w:after="0"/>
+        <w:ind w:left="425"/>
+      </w:pPr>
+      <w:r>
+        <w:rPr>
+          <w:rFonts w:ascii="Times New Roman" w:hAnsi="Times New Roman" w:cs="Times New Roman" w:eastAsia="Times New Roman"/>
+          <w:b w:val="0"/>
+          <w:i w:val="0"/>
+          <w:color w:val="000000"/>
+          <w:sz w:val="28"/>
+        </w:rPr>
+        <w:t>економія часу Inventory Planner'ів: автоматизація рутинного планування близько 20 годин на тиждень;</w:t>
+      </w:r>
+    </w:p>
+    <w:p>
+      <w:pPr>
+        <w:pStyle w:val="ListBullet"/>
+        <w:spacing w:line="240" w:lineRule="auto" w:before="0" w:after="0"/>
+        <w:ind w:left="425"/>
+      </w:pPr>
+      <w:r>
+        <w:rPr>
+          <w:rFonts w:ascii="Times New Roman" w:hAnsi="Times New Roman" w:cs="Times New Roman" w:eastAsia="Times New Roman"/>
+          <w:b w:val="0"/>
+          <w:i w:val="0"/>
+          <w:color w:val="000000"/>
+          <w:sz w:val="28"/>
+        </w:rPr>
+        <w:t>відмова від платних сторонніх SaaS-сервісів прогнозування — економія ліцензій від 50 тис. дол. США на рік.</w:t>
       </w:r>
     </w:p>
     <w:p>
@@ -1314,7 +1794,7 @@
           <w:color w:val="000000"/>
           <w:sz w:val="28"/>
         </w:rPr>
-        <w:t>1.4. Підхід та модель</w:t>
+        <w:t>1.8. Функціональні вимоги та Flow роботи</w:t>
       </w:r>
     </w:p>
     <w:p>
@@ -1331,7 +1811,753 @@
           <w:color w:val="000000"/>
           <w:sz w:val="28"/>
         </w:rPr>
-        <w:t>В якості основної моделі обрано LightGBM — реалізацію алгоритму градієнтного бустингу на деревах рішень, розроблену в Microsoft Research [3]. Вибір моделі обґрунтовано наступними міркуваннями:</w:t>
+        <w:t>Модель має виконувати наступні функції:</w:t>
+      </w:r>
+    </w:p>
+    <w:p>
+      <w:pPr>
+        <w:pStyle w:val="ListBullet"/>
+        <w:spacing w:line="240" w:lineRule="auto" w:before="0" w:after="0"/>
+        <w:ind w:left="425"/>
+      </w:pPr>
+      <w:r>
+        <w:rPr>
+          <w:rFonts w:ascii="Times New Roman" w:hAnsi="Times New Roman" w:cs="Times New Roman" w:eastAsia="Times New Roman"/>
+          <w:b w:val="0"/>
+          <w:i w:val="0"/>
+          <w:color w:val="000000"/>
+          <w:sz w:val="28"/>
+        </w:rPr>
+        <w:t>зчитувати свіжі денні продажі за останні 12 місяців;</w:t>
+      </w:r>
+    </w:p>
+    <w:p>
+      <w:pPr>
+        <w:pStyle w:val="ListBullet"/>
+        <w:spacing w:line="240" w:lineRule="auto" w:before="0" w:after="0"/>
+        <w:ind w:left="425"/>
+      </w:pPr>
+      <w:r>
+        <w:rPr>
+          <w:rFonts w:ascii="Times New Roman" w:hAnsi="Times New Roman" w:cs="Times New Roman" w:eastAsia="Times New Roman"/>
+          <w:b w:val="0"/>
+          <w:i w:val="0"/>
+          <w:color w:val="000000"/>
+          <w:sz w:val="28"/>
+        </w:rPr>
+        <w:t>агрегувати дані до тижневої гранулярності (тижні з понеділка, W-MON);</w:t>
+      </w:r>
+    </w:p>
+    <w:p>
+      <w:pPr>
+        <w:pStyle w:val="ListBullet"/>
+        <w:spacing w:line="240" w:lineRule="auto" w:before="0" w:after="0"/>
+        <w:ind w:left="425"/>
+      </w:pPr>
+      <w:r>
+        <w:rPr>
+          <w:rFonts w:ascii="Times New Roman" w:hAnsi="Times New Roman" w:cs="Times New Roman" w:eastAsia="Times New Roman"/>
+          <w:b w:val="0"/>
+          <w:i w:val="0"/>
+          <w:color w:val="000000"/>
+          <w:sz w:val="28"/>
+        </w:rPr>
+        <w:t>будувати лагові, ковзні та календарні ознаки;</w:t>
+      </w:r>
+    </w:p>
+    <w:p>
+      <w:pPr>
+        <w:pStyle w:val="ListBullet"/>
+        <w:spacing w:line="240" w:lineRule="auto" w:before="0" w:after="0"/>
+        <w:ind w:left="425"/>
+      </w:pPr>
+      <w:r>
+        <w:rPr>
+          <w:rFonts w:ascii="Times New Roman" w:hAnsi="Times New Roman" w:cs="Times New Roman" w:eastAsia="Times New Roman"/>
+          <w:b w:val="0"/>
+          <w:i w:val="0"/>
+          <w:color w:val="000000"/>
+          <w:sz w:val="28"/>
+        </w:rPr>
+        <w:t>тренувати модель та генерувати прогноз на 4 тижні;</w:t>
+      </w:r>
+    </w:p>
+    <w:p>
+      <w:pPr>
+        <w:pStyle w:val="ListBullet"/>
+        <w:spacing w:line="240" w:lineRule="auto" w:before="0" w:after="0"/>
+        <w:ind w:left="425"/>
+      </w:pPr>
+      <w:r>
+        <w:rPr>
+          <w:rFonts w:ascii="Times New Roman" w:hAnsi="Times New Roman" w:cs="Times New Roman" w:eastAsia="Times New Roman"/>
+          <w:b w:val="0"/>
+          <w:i w:val="0"/>
+          <w:color w:val="000000"/>
+          <w:sz w:val="28"/>
+        </w:rPr>
+        <w:t>розраховувати обсяг замовлення за формулою Q = Fct − St − GiT + SS_Fct;</w:t>
+      </w:r>
+    </w:p>
+    <w:p>
+      <w:pPr>
+        <w:pStyle w:val="ListBullet"/>
+        <w:spacing w:line="240" w:lineRule="auto" w:before="0" w:after="0"/>
+        <w:ind w:left="425"/>
+      </w:pPr>
+      <w:r>
+        <w:rPr>
+          <w:rFonts w:ascii="Times New Roman" w:hAnsi="Times New Roman" w:cs="Times New Roman" w:eastAsia="Times New Roman"/>
+          <w:b w:val="0"/>
+          <w:i w:val="0"/>
+          <w:color w:val="000000"/>
+          <w:sz w:val="28"/>
+        </w:rPr>
+        <w:t>експортувати результати у DWH і Parquet, а також сповіщати команду.</w:t>
+      </w:r>
+    </w:p>
+    <w:p>
+      <w:pPr>
+        <w:spacing w:line="240" w:lineRule="auto" w:before="0" w:after="0"/>
+        <w:ind w:firstLine="709"/>
+        <w:jc w:val="both"/>
+      </w:pPr>
+      <w:r>
+        <w:rPr>
+          <w:rFonts w:ascii="Times New Roman" w:hAnsi="Times New Roman" w:cs="Times New Roman" w:eastAsia="Times New Roman"/>
+          <w:b w:val="0"/>
+          <w:i w:val="0"/>
+          <w:color w:val="000000"/>
+          <w:sz w:val="28"/>
+        </w:rPr>
+        <w:t>Flow роботи побудовано у вигляді послідовних кроків (Airflow DAG):</w:t>
+      </w:r>
+    </w:p>
+    <w:p>
+      <w:pPr>
+        <w:spacing w:line="240" w:lineRule="auto" w:before="0" w:after="0"/>
+        <w:ind w:left="425" w:hanging="283"/>
+      </w:pPr>
+      <w:r>
+        <w:rPr>
+          <w:rFonts w:ascii="Times New Roman" w:hAnsi="Times New Roman" w:cs="Times New Roman" w:eastAsia="Times New Roman"/>
+          <w:b w:val="0"/>
+          <w:i w:val="0"/>
+          <w:color w:val="000000"/>
+          <w:sz w:val="28"/>
+        </w:rPr>
+        <w:t>1. fetch_data — вивантаження продажів, залишків, акцій з DWH;</w:t>
+      </w:r>
+    </w:p>
+    <w:p>
+      <w:pPr>
+        <w:spacing w:line="240" w:lineRule="auto" w:before="0" w:after="0"/>
+        <w:ind w:left="425" w:hanging="283"/>
+      </w:pPr>
+      <w:r>
+        <w:rPr>
+          <w:rFonts w:ascii="Times New Roman" w:hAnsi="Times New Roman" w:cs="Times New Roman" w:eastAsia="Times New Roman"/>
+          <w:b w:val="0"/>
+          <w:i w:val="0"/>
+          <w:color w:val="000000"/>
+          <w:sz w:val="28"/>
+        </w:rPr>
+        <w:t>2. aggregate_weekly — агрегація денних даних до тижневих;</w:t>
+      </w:r>
+    </w:p>
+    <w:p>
+      <w:pPr>
+        <w:spacing w:line="240" w:lineRule="auto" w:before="0" w:after="0"/>
+        <w:ind w:left="425" w:hanging="283"/>
+      </w:pPr>
+      <w:r>
+        <w:rPr>
+          <w:rFonts w:ascii="Times New Roman" w:hAnsi="Times New Roman" w:cs="Times New Roman" w:eastAsia="Times New Roman"/>
+          <w:b w:val="0"/>
+          <w:i w:val="0"/>
+          <w:color w:val="000000"/>
+          <w:sz w:val="28"/>
+        </w:rPr>
+        <w:t>3. feature_engineering — генерація ознак;</w:t>
+      </w:r>
+    </w:p>
+    <w:p>
+      <w:pPr>
+        <w:spacing w:line="240" w:lineRule="auto" w:before="0" w:after="0"/>
+        <w:ind w:left="425" w:hanging="283"/>
+      </w:pPr>
+      <w:r>
+        <w:rPr>
+          <w:rFonts w:ascii="Times New Roman" w:hAnsi="Times New Roman" w:cs="Times New Roman" w:eastAsia="Times New Roman"/>
+          <w:b w:val="0"/>
+          <w:i w:val="0"/>
+          <w:color w:val="000000"/>
+          <w:sz w:val="28"/>
+        </w:rPr>
+        <w:t>4. train_or_load_model — інкрементне навчання моделі;</w:t>
+      </w:r>
+    </w:p>
+    <w:p>
+      <w:pPr>
+        <w:spacing w:line="240" w:lineRule="auto" w:before="0" w:after="0"/>
+        <w:ind w:left="425" w:hanging="283"/>
+      </w:pPr>
+      <w:r>
+        <w:rPr>
+          <w:rFonts w:ascii="Times New Roman" w:hAnsi="Times New Roman" w:cs="Times New Roman" w:eastAsia="Times New Roman"/>
+          <w:b w:val="0"/>
+          <w:i w:val="0"/>
+          <w:color w:val="000000"/>
+          <w:sz w:val="28"/>
+        </w:rPr>
+        <w:t>5. predict — рекурсивний прогноз на 4 тижні;</w:t>
+      </w:r>
+    </w:p>
+    <w:p>
+      <w:pPr>
+        <w:spacing w:line="240" w:lineRule="auto" w:before="0" w:after="0"/>
+        <w:ind w:left="425" w:hanging="283"/>
+      </w:pPr>
+      <w:r>
+        <w:rPr>
+          <w:rFonts w:ascii="Times New Roman" w:hAnsi="Times New Roman" w:cs="Times New Roman" w:eastAsia="Times New Roman"/>
+          <w:b w:val="0"/>
+          <w:i w:val="0"/>
+          <w:color w:val="000000"/>
+          <w:sz w:val="28"/>
+        </w:rPr>
+        <w:t>6. compute_order_qty — застосування формули Q;</w:t>
+      </w:r>
+    </w:p>
+    <w:p>
+      <w:pPr>
+        <w:spacing w:line="240" w:lineRule="auto" w:before="0" w:after="0"/>
+        <w:ind w:left="425" w:hanging="283"/>
+      </w:pPr>
+      <w:r>
+        <w:rPr>
+          <w:rFonts w:ascii="Times New Roman" w:hAnsi="Times New Roman" w:cs="Times New Roman" w:eastAsia="Times New Roman"/>
+          <w:b w:val="0"/>
+          <w:i w:val="0"/>
+          <w:color w:val="000000"/>
+          <w:sz w:val="28"/>
+        </w:rPr>
+        <w:t>7. export_results — запис у BigQuery та S3;</w:t>
+      </w:r>
+    </w:p>
+    <w:p>
+      <w:pPr>
+        <w:spacing w:line="240" w:lineRule="auto" w:before="0" w:after="0"/>
+        <w:ind w:left="425" w:hanging="283"/>
+      </w:pPr>
+      <w:r>
+        <w:rPr>
+          <w:rFonts w:ascii="Times New Roman" w:hAnsi="Times New Roman" w:cs="Times New Roman" w:eastAsia="Times New Roman"/>
+          <w:b w:val="0"/>
+          <w:i w:val="0"/>
+          <w:color w:val="000000"/>
+          <w:sz w:val="28"/>
+        </w:rPr>
+        <w:t>8. notify — Slack-нотифікація команди Replenishment.</w:t>
+      </w:r>
+    </w:p>
+    <w:p>
+      <w:pPr>
+        <w:spacing w:line="240" w:lineRule="auto" w:before="240" w:after="120"/>
+        <w:jc w:val="left"/>
+      </w:pPr>
+      <w:r>
+        <w:rPr>
+          <w:rFonts w:ascii="Times New Roman" w:hAnsi="Times New Roman" w:cs="Times New Roman" w:eastAsia="Times New Roman"/>
+          <w:b/>
+          <w:i w:val="0"/>
+          <w:color w:val="000000"/>
+          <w:sz w:val="28"/>
+        </w:rPr>
+        <w:t>1.9. Вимоги до даних та інтерфейс користувача</w:t>
+      </w:r>
+    </w:p>
+    <w:p>
+      <w:pPr>
+        <w:spacing w:line="240" w:lineRule="auto" w:before="0" w:after="0"/>
+        <w:ind w:firstLine="709"/>
+        <w:jc w:val="both"/>
+      </w:pPr>
+      <w:r>
+        <w:rPr>
+          <w:rFonts w:ascii="Times New Roman" w:hAnsi="Times New Roman" w:cs="Times New Roman" w:eastAsia="Times New Roman"/>
+          <w:b w:val="0"/>
+          <w:i w:val="0"/>
+          <w:color w:val="000000"/>
+          <w:sz w:val="28"/>
+        </w:rPr>
+        <w:t>Структура вхідного датасету (один рядок = день × магазин × SKU): поля date (DATE), store_id (INT), sku_id (INT), category (VARCHAR), qty (INT), price (DECIMAL), promo (BOOLEAN). Оновлення даних у DWH — щоденно о 02:00 UTC з корекційним бетчем за 7 днів назад.</w:t>
+      </w:r>
+    </w:p>
+    <w:p>
+      <w:pPr>
+        <w:spacing w:line="240" w:lineRule="auto" w:before="0" w:after="0"/>
+        <w:ind w:firstLine="709"/>
+        <w:jc w:val="both"/>
+      </w:pPr>
+      <w:r>
+        <w:rPr>
+          <w:rFonts w:ascii="Times New Roman" w:hAnsi="Times New Roman" w:cs="Times New Roman" w:eastAsia="Times New Roman"/>
+          <w:b w:val="0"/>
+          <w:i w:val="0"/>
+          <w:color w:val="000000"/>
+          <w:sz w:val="28"/>
+        </w:rPr>
+        <w:t>Якість даних контролюється через checks: відсоток порожніх qty менше 1%, відсутність дублікатів за ключем (date, store_id, sku_id). Інтеграція даних — через Airflow operators BigQueryHook та S3Hook.</w:t>
+      </w:r>
+    </w:p>
+    <w:p>
+      <w:pPr>
+        <w:spacing w:line="240" w:lineRule="auto" w:before="0" w:after="0"/>
+        <w:ind w:firstLine="709"/>
+        <w:jc w:val="both"/>
+      </w:pPr>
+      <w:r>
+        <w:rPr>
+          <w:rFonts w:ascii="Times New Roman" w:hAnsi="Times New Roman" w:cs="Times New Roman" w:eastAsia="Times New Roman"/>
+          <w:b w:val="0"/>
+          <w:i w:val="0"/>
+          <w:color w:val="000000"/>
+          <w:sz w:val="28"/>
+        </w:rPr>
+        <w:t>Власного UI модель не передбачає. Користувачі (Inventory Planners, Category Managers) взаємодіють з результатами через Tableau-дашборд «Demand Planning» з drill-down по категорії та SKU, CSV-експорт прогнозу і щотижневу email-розсилку.</w:t>
+      </w:r>
+    </w:p>
+    <w:p>
+      <w:pPr>
+        <w:spacing w:line="240" w:lineRule="auto" w:before="240" w:after="120"/>
+        <w:jc w:val="left"/>
+      </w:pPr>
+      <w:r>
+        <w:rPr>
+          <w:rFonts w:ascii="Times New Roman" w:hAnsi="Times New Roman" w:cs="Times New Roman" w:eastAsia="Times New Roman"/>
+          <w:b/>
+          <w:i w:val="0"/>
+          <w:color w:val="000000"/>
+          <w:sz w:val="28"/>
+        </w:rPr>
+        <w:t>1.10. Ризики проекту</w:t>
+      </w:r>
+    </w:p>
+    <w:p>
+      <w:pPr>
+        <w:spacing w:line="240" w:lineRule="auto" w:before="0" w:after="0"/>
+        <w:ind w:firstLine="709"/>
+        <w:jc w:val="both"/>
+      </w:pPr>
+      <w:r>
+        <w:rPr>
+          <w:rFonts w:ascii="Times New Roman" w:hAnsi="Times New Roman" w:cs="Times New Roman" w:eastAsia="Times New Roman"/>
+          <w:b w:val="0"/>
+          <w:i w:val="0"/>
+          <w:color w:val="000000"/>
+          <w:sz w:val="28"/>
+        </w:rPr>
+        <w:t>Основні ризики, виявлені на етапі планування:</w:t>
+      </w:r>
+    </w:p>
+    <w:p>
+      <w:pPr>
+        <w:pStyle w:val="ListBullet"/>
+        <w:spacing w:line="240" w:lineRule="auto" w:before="0" w:after="0"/>
+        <w:ind w:left="425"/>
+      </w:pPr>
+      <w:r>
+        <w:rPr>
+          <w:rFonts w:ascii="Times New Roman" w:hAnsi="Times New Roman" w:cs="Times New Roman" w:eastAsia="Times New Roman"/>
+          <w:b w:val="0"/>
+          <w:i w:val="0"/>
+          <w:color w:val="000000"/>
+          <w:sz w:val="28"/>
+        </w:rPr>
+        <w:t>дрейф попиту (concept drift) — мітигація через квартальне перенавчання та автоматичний моніторинг WAPE;</w:t>
+      </w:r>
+    </w:p>
+    <w:p>
+      <w:pPr>
+        <w:pStyle w:val="ListBullet"/>
+        <w:spacing w:line="240" w:lineRule="auto" w:before="0" w:after="0"/>
+        <w:ind w:left="425"/>
+      </w:pPr>
+      <w:r>
+        <w:rPr>
+          <w:rFonts w:ascii="Times New Roman" w:hAnsi="Times New Roman" w:cs="Times New Roman" w:eastAsia="Times New Roman"/>
+          <w:b w:val="0"/>
+          <w:i w:val="0"/>
+          <w:color w:val="000000"/>
+          <w:sz w:val="28"/>
+        </w:rPr>
+        <w:t>зміна схеми DWH або відмова джерела даних — мітигація через data contracts та alerts у Airflow;</w:t>
+      </w:r>
+    </w:p>
+    <w:p>
+      <w:pPr>
+        <w:pStyle w:val="ListBullet"/>
+        <w:spacing w:line="240" w:lineRule="auto" w:before="0" w:after="0"/>
+        <w:ind w:left="425"/>
+      </w:pPr>
+      <w:r>
+        <w:rPr>
+          <w:rFonts w:ascii="Times New Roman" w:hAnsi="Times New Roman" w:cs="Times New Roman" w:eastAsia="Times New Roman"/>
+          <w:b w:val="0"/>
+          <w:i w:val="0"/>
+          <w:color w:val="000000"/>
+          <w:sz w:val="28"/>
+        </w:rPr>
+        <w:t>нові механіки промо (наприклад, flash-sale без попередження) — мітигація через ручний override від Category Manager;</w:t>
+      </w:r>
+    </w:p>
+    <w:p>
+      <w:pPr>
+        <w:pStyle w:val="ListBullet"/>
+        <w:spacing w:line="240" w:lineRule="auto" w:before="0" w:after="0"/>
+        <w:ind w:left="425"/>
+      </w:pPr>
+      <w:r>
+        <w:rPr>
+          <w:rFonts w:ascii="Times New Roman" w:hAnsi="Times New Roman" w:cs="Times New Roman" w:eastAsia="Times New Roman"/>
+          <w:b w:val="0"/>
+          <w:i w:val="0"/>
+          <w:color w:val="000000"/>
+          <w:sz w:val="28"/>
+        </w:rPr>
+        <w:t>поява нового SKU без історії — fallback на категорійне середнє та флаг новизни;</w:t>
+      </w:r>
+    </w:p>
+    <w:p>
+      <w:pPr>
+        <w:pStyle w:val="ListBullet"/>
+        <w:spacing w:line="240" w:lineRule="auto" w:before="0" w:after="0"/>
+        <w:ind w:left="425"/>
+      </w:pPr>
+      <w:r>
+        <w:rPr>
+          <w:rFonts w:ascii="Times New Roman" w:hAnsi="Times New Roman" w:cs="Times New Roman" w:eastAsia="Times New Roman"/>
+          <w:b w:val="0"/>
+          <w:i w:val="0"/>
+          <w:color w:val="000000"/>
+          <w:sz w:val="28"/>
+        </w:rPr>
+        <w:t>інфраструктурні відмови (Airflow worker, BigQuery quota) — стандартні DevOps alerts та retry policy.</w:t>
+      </w:r>
+    </w:p>
+    <w:p>
+      <w:pPr>
+        <w:spacing w:line="240" w:lineRule="auto" w:before="0" w:after="0"/>
+      </w:pPr>
+      <w:r>
+        <w:rPr>
+          <w:rFonts w:ascii="Times New Roman" w:hAnsi="Times New Roman" w:cs="Times New Roman" w:eastAsia="Times New Roman"/>
+          <w:b w:val="0"/>
+          <w:i w:val="0"/>
+          <w:color w:val="000000"/>
+          <w:sz w:val="28"/>
+        </w:rPr>
+        <w:br w:type="page"/>
+      </w:r>
+    </w:p>
+    <w:p>
+      <w:pPr>
+        <w:spacing w:line="240" w:lineRule="auto" w:before="240" w:after="120"/>
+        <w:jc w:val="center"/>
+      </w:pPr>
+      <w:r>
+        <w:rPr>
+          <w:rFonts w:ascii="Times New Roman" w:hAnsi="Times New Roman" w:cs="Times New Roman" w:eastAsia="Times New Roman"/>
+          <w:b/>
+          <w:i w:val="0"/>
+          <w:color w:val="000000"/>
+          <w:sz w:val="32"/>
+        </w:rPr>
+        <w:t>РОЗДІЛ 2. РЕАЛІЗАЦІЯ МОДЕЛІ ТА РЕЗУЛЬТАТИ</w:t>
+      </w:r>
+    </w:p>
+    <w:p>
+      <w:pPr>
+        <w:spacing w:line="240" w:lineRule="auto" w:before="0" w:after="0"/>
+      </w:pPr>
+      <w:r>
+        <w:rPr>
+          <w:rFonts w:ascii="Times New Roman" w:hAnsi="Times New Roman" w:cs="Times New Roman" w:eastAsia="Times New Roman"/>
+          <w:b w:val="0"/>
+          <w:i w:val="0"/>
+          <w:color w:val="000000"/>
+          <w:sz w:val="28"/>
+        </w:rPr>
+      </w:r>
+    </w:p>
+    <w:p>
+      <w:pPr>
+        <w:spacing w:line="240" w:lineRule="auto" w:before="240" w:after="120"/>
+        <w:jc w:val="left"/>
+      </w:pPr>
+      <w:r>
+        <w:rPr>
+          <w:rFonts w:ascii="Times New Roman" w:hAnsi="Times New Roman" w:cs="Times New Roman" w:eastAsia="Times New Roman"/>
+          <w:b/>
+          <w:i w:val="0"/>
+          <w:color w:val="000000"/>
+          <w:sz w:val="28"/>
+        </w:rPr>
+        <w:t>2.1. Підготовка даних і формування датасету</w:t>
+      </w:r>
+    </w:p>
+    <w:p>
+      <w:pPr>
+        <w:spacing w:line="240" w:lineRule="auto" w:before="0" w:after="0"/>
+        <w:ind w:firstLine="709"/>
+        <w:jc w:val="both"/>
+      </w:pPr>
+      <w:r>
+        <w:rPr>
+          <w:rFonts w:ascii="Times New Roman" w:hAnsi="Times New Roman" w:cs="Times New Roman" w:eastAsia="Times New Roman"/>
+          <w:b w:val="0"/>
+          <w:i w:val="0"/>
+          <w:color w:val="000000"/>
+          <w:sz w:val="28"/>
+        </w:rPr>
+        <w:t>Для побудови моделі сформовано тестовий датасет, що відтворює структуру даних роздрібного маркетплейсу: 15 SKU у трьох категоріях (ноутбуки, смартфони, холодильники), 2 магазини, 366 днів історії за 2024 рік. У дані закладено тижнево-денну та річну сезонність, свята (8 березня, 1 травня, 24 серпня, Black Friday, Новий рік) та випадкові акції зі знижкою −10%. Загальний обсяг — 10 980 рядків денних даних.</w:t>
+      </w:r>
+    </w:p>
+    <w:p>
+      <w:pPr>
+        <w:spacing w:line="240" w:lineRule="auto" w:before="0" w:after="0"/>
+        <w:ind w:firstLine="709"/>
+        <w:jc w:val="both"/>
+      </w:pPr>
+      <w:r>
+        <w:rPr>
+          <w:rFonts w:ascii="Times New Roman" w:hAnsi="Times New Roman" w:cs="Times New Roman" w:eastAsia="Times New Roman"/>
+          <w:b w:val="0"/>
+          <w:i w:val="0"/>
+          <w:color w:val="000000"/>
+          <w:sz w:val="28"/>
+        </w:rPr>
+        <w:t>На етапі обробки даних виконано наступні кроки:</w:t>
+      </w:r>
+    </w:p>
+    <w:p>
+      <w:pPr>
+        <w:pStyle w:val="ListBullet"/>
+        <w:spacing w:line="240" w:lineRule="auto" w:before="0" w:after="0"/>
+        <w:ind w:left="425"/>
+      </w:pPr>
+      <w:r>
+        <w:rPr>
+          <w:rFonts w:ascii="Times New Roman" w:hAnsi="Times New Roman" w:cs="Times New Roman" w:eastAsia="Times New Roman"/>
+          <w:b w:val="0"/>
+          <w:i w:val="0"/>
+          <w:color w:val="000000"/>
+          <w:sz w:val="28"/>
+        </w:rPr>
+        <w:t>перевірка цілісності — відсутність пропусків та дублікатів;</w:t>
+      </w:r>
+    </w:p>
+    <w:p>
+      <w:pPr>
+        <w:pStyle w:val="ListBullet"/>
+        <w:spacing w:line="240" w:lineRule="auto" w:before="0" w:after="0"/>
+        <w:ind w:left="425"/>
+      </w:pPr>
+      <w:r>
+        <w:rPr>
+          <w:rFonts w:ascii="Times New Roman" w:hAnsi="Times New Roman" w:cs="Times New Roman" w:eastAsia="Times New Roman"/>
+          <w:b w:val="0"/>
+          <w:i w:val="0"/>
+          <w:color w:val="000000"/>
+          <w:sz w:val="28"/>
+        </w:rPr>
+        <w:t>приведення типів — дати конвертовано до DATE, qty до INT, price до DECIMAL;</w:t>
+      </w:r>
+    </w:p>
+    <w:p>
+      <w:pPr>
+        <w:pStyle w:val="ListBullet"/>
+        <w:spacing w:line="240" w:lineRule="auto" w:before="0" w:after="0"/>
+        <w:ind w:left="425"/>
+      </w:pPr>
+      <w:r>
+        <w:rPr>
+          <w:rFonts w:ascii="Times New Roman" w:hAnsi="Times New Roman" w:cs="Times New Roman" w:eastAsia="Times New Roman"/>
+          <w:b w:val="0"/>
+          <w:i w:val="0"/>
+          <w:color w:val="000000"/>
+          <w:sz w:val="28"/>
+        </w:rPr>
+        <w:t>агрегація денних продажів до тижневого рівня (W-MON) із розрахунком сумарного qty, середньої ціни (avg_price) та частки днів з акцією (promo_share).</w:t>
+      </w:r>
+    </w:p>
+    <w:p>
+      <w:pPr>
+        <w:spacing w:line="240" w:lineRule="auto" w:before="240" w:after="120"/>
+        <w:jc w:val="left"/>
+      </w:pPr>
+      <w:r>
+        <w:rPr>
+          <w:rFonts w:ascii="Times New Roman" w:hAnsi="Times New Roman" w:cs="Times New Roman" w:eastAsia="Times New Roman"/>
+          <w:b/>
+          <w:i w:val="0"/>
+          <w:color w:val="000000"/>
+          <w:sz w:val="28"/>
+        </w:rPr>
+        <w:t>2.2. Інженерія ознак</w:t>
+      </w:r>
+    </w:p>
+    <w:p>
+      <w:pPr>
+        <w:spacing w:line="240" w:lineRule="auto" w:before="0" w:after="0"/>
+        <w:ind w:firstLine="709"/>
+        <w:jc w:val="both"/>
+      </w:pPr>
+      <w:r>
+        <w:rPr>
+          <w:rFonts w:ascii="Times New Roman" w:hAnsi="Times New Roman" w:cs="Times New Roman" w:eastAsia="Times New Roman"/>
+          <w:b w:val="0"/>
+          <w:i w:val="0"/>
+          <w:color w:val="000000"/>
+          <w:sz w:val="28"/>
+        </w:rPr>
+        <w:t>Сформовано 15 ознак, поділених на 5 груп:</w:t>
+      </w:r>
+    </w:p>
+    <w:p>
+      <w:pPr>
+        <w:pStyle w:val="ListBullet"/>
+        <w:spacing w:line="240" w:lineRule="auto" w:before="0" w:after="0"/>
+        <w:ind w:left="425"/>
+      </w:pPr>
+      <w:r>
+        <w:rPr>
+          <w:rFonts w:ascii="Times New Roman" w:hAnsi="Times New Roman" w:cs="Times New Roman" w:eastAsia="Times New Roman"/>
+          <w:b w:val="0"/>
+          <w:i w:val="0"/>
+          <w:color w:val="000000"/>
+          <w:sz w:val="28"/>
+        </w:rPr>
+        <w:t>категоріальні: store_id, sku_id, category;</w:t>
+      </w:r>
+    </w:p>
+    <w:p>
+      <w:pPr>
+        <w:pStyle w:val="ListBullet"/>
+        <w:spacing w:line="240" w:lineRule="auto" w:before="0" w:after="0"/>
+        <w:ind w:left="425"/>
+      </w:pPr>
+      <w:r>
+        <w:rPr>
+          <w:rFonts w:ascii="Times New Roman" w:hAnsi="Times New Roman" w:cs="Times New Roman" w:eastAsia="Times New Roman"/>
+          <w:b w:val="0"/>
+          <w:i w:val="0"/>
+          <w:color w:val="000000"/>
+          <w:sz w:val="28"/>
+        </w:rPr>
+        <w:t>календарні: month, quarter, is_holiday_week, woy_sin, woy_cos (циклічне кодування тижня року);</w:t>
+      </w:r>
+    </w:p>
+    <w:p>
+      <w:pPr>
+        <w:pStyle w:val="ListBullet"/>
+        <w:spacing w:line="240" w:lineRule="auto" w:before="0" w:after="0"/>
+        <w:ind w:left="425"/>
+      </w:pPr>
+      <w:r>
+        <w:rPr>
+          <w:rFonts w:ascii="Times New Roman" w:hAnsi="Times New Roman" w:cs="Times New Roman" w:eastAsia="Times New Roman"/>
+          <w:b w:val="0"/>
+          <w:i w:val="0"/>
+          <w:color w:val="000000"/>
+          <w:sz w:val="28"/>
+        </w:rPr>
+        <w:t>цінові: avg_price, promo_share;</w:t>
+      </w:r>
+    </w:p>
+    <w:p>
+      <w:pPr>
+        <w:pStyle w:val="ListBullet"/>
+        <w:spacing w:line="240" w:lineRule="auto" w:before="0" w:after="0"/>
+        <w:ind w:left="425"/>
+      </w:pPr>
+      <w:r>
+        <w:rPr>
+          <w:rFonts w:ascii="Times New Roman" w:hAnsi="Times New Roman" w:cs="Times New Roman" w:eastAsia="Times New Roman"/>
+          <w:b w:val="0"/>
+          <w:i w:val="0"/>
+          <w:color w:val="000000"/>
+          <w:sz w:val="28"/>
+        </w:rPr>
+        <w:t>лагові: qty_lag_1, qty_lag_2, qty_lag_4, qty_lag_12;</w:t>
+      </w:r>
+    </w:p>
+    <w:p>
+      <w:pPr>
+        <w:pStyle w:val="ListBullet"/>
+        <w:spacing w:line="240" w:lineRule="auto" w:before="0" w:after="0"/>
+        <w:ind w:left="425"/>
+      </w:pPr>
+      <w:r>
+        <w:rPr>
+          <w:rFonts w:ascii="Times New Roman" w:hAnsi="Times New Roman" w:cs="Times New Roman" w:eastAsia="Times New Roman"/>
+          <w:b w:val="0"/>
+          <w:i w:val="0"/>
+          <w:color w:val="000000"/>
+          <w:sz w:val="28"/>
+        </w:rPr>
+        <w:t>ковзні середні: qty_roll_mean_4, qty_roll_mean_12.</w:t>
+      </w:r>
+    </w:p>
+    <w:p>
+      <w:pPr>
+        <w:spacing w:line="240" w:lineRule="auto" w:before="0" w:after="0"/>
+        <w:ind w:firstLine="709"/>
+        <w:jc w:val="both"/>
+      </w:pPr>
+      <w:r>
+        <w:rPr>
+          <w:rFonts w:ascii="Times New Roman" w:hAnsi="Times New Roman" w:cs="Times New Roman" w:eastAsia="Times New Roman"/>
+          <w:b w:val="0"/>
+          <w:i w:val="0"/>
+          <w:color w:val="000000"/>
+          <w:sz w:val="28"/>
+        </w:rPr>
+        <w:t>Лагові та ковзні ознаки відіграють ключову роль для часових рядів, оскільки вони передають моделі сигнал про попередню динаміку, який не можна вивести з календарних характеристик [1, с. 134].</w:t>
+      </w:r>
+    </w:p>
+    <w:p>
+      <w:pPr>
+        <w:spacing w:line="240" w:lineRule="auto" w:before="240" w:after="120"/>
+        <w:jc w:val="left"/>
+      </w:pPr>
+      <w:r>
+        <w:rPr>
+          <w:rFonts w:ascii="Times New Roman" w:hAnsi="Times New Roman" w:cs="Times New Roman" w:eastAsia="Times New Roman"/>
+          <w:b/>
+          <w:i w:val="0"/>
+          <w:color w:val="000000"/>
+          <w:sz w:val="28"/>
+        </w:rPr>
+        <w:t>2.3. Архітектура моделі LightGBM</w:t>
+      </w:r>
+    </w:p>
+    <w:p>
+      <w:pPr>
+        <w:spacing w:line="240" w:lineRule="auto" w:before="0" w:after="0"/>
+        <w:ind w:firstLine="709"/>
+        <w:jc w:val="both"/>
+      </w:pPr>
+      <w:r>
+        <w:rPr>
+          <w:rFonts w:ascii="Times New Roman" w:hAnsi="Times New Roman" w:cs="Times New Roman" w:eastAsia="Times New Roman"/>
+          <w:b w:val="0"/>
+          <w:i w:val="0"/>
+          <w:color w:val="000000"/>
+          <w:sz w:val="28"/>
+        </w:rPr>
+        <w:t>Як основну модель обрано LightGBM з бібліотеки Python [5]. Цей вибір обґрунтовано:</w:t>
       </w:r>
     </w:p>
     <w:p>
@@ -1382,7 +2608,7 @@
           <w:color w:val="000000"/>
           <w:sz w:val="28"/>
         </w:rPr>
-        <w:t>гнучкість в обробці пропущених значень та лагових ознак;</w:t>
+        <w:t>стійкість до пропущених значень та лагових ознак;</w:t>
       </w:r>
     </w:p>
     <w:p>
@@ -1416,7 +2642,126 @@
           <w:color w:val="000000"/>
           <w:sz w:val="28"/>
         </w:rPr>
-        <w:t>В якості baseline-моделі для порівняння використано наївний сезонний прогноз — середнє значення продажів за останні 4 тижні. Стратегія прогнозу на горизонт 4 тижні — рекурсивна (на кожному наступному кроці лагові ознаки оновлюються з попередніх передбачень моделі).</w:t>
+        <w:t>Налаштовані гіперпараметри моделі:</w:t>
+      </w:r>
+    </w:p>
+    <w:p>
+      <w:pPr>
+        <w:pStyle w:val="ListBullet"/>
+        <w:spacing w:line="240" w:lineRule="auto" w:before="0" w:after="0"/>
+        <w:ind w:left="425"/>
+      </w:pPr>
+      <w:r>
+        <w:rPr>
+          <w:rFonts w:ascii="Times New Roman" w:hAnsi="Times New Roman" w:cs="Times New Roman" w:eastAsia="Times New Roman"/>
+          <w:b w:val="0"/>
+          <w:i w:val="0"/>
+          <w:color w:val="000000"/>
+          <w:sz w:val="28"/>
+        </w:rPr>
+        <w:t>n_estimators = 400 (максимальна кількість дерев);</w:t>
+      </w:r>
+    </w:p>
+    <w:p>
+      <w:pPr>
+        <w:pStyle w:val="ListBullet"/>
+        <w:spacing w:line="240" w:lineRule="auto" w:before="0" w:after="0"/>
+        <w:ind w:left="425"/>
+      </w:pPr>
+      <w:r>
+        <w:rPr>
+          <w:rFonts w:ascii="Times New Roman" w:hAnsi="Times New Roman" w:cs="Times New Roman" w:eastAsia="Times New Roman"/>
+          <w:b w:val="0"/>
+          <w:i w:val="0"/>
+          <w:color w:val="000000"/>
+          <w:sz w:val="28"/>
+        </w:rPr>
+        <w:t>learning_rate = 0,03 (швидкість навчання);</w:t>
+      </w:r>
+    </w:p>
+    <w:p>
+      <w:pPr>
+        <w:pStyle w:val="ListBullet"/>
+        <w:spacing w:line="240" w:lineRule="auto" w:before="0" w:after="0"/>
+        <w:ind w:left="425"/>
+      </w:pPr>
+      <w:r>
+        <w:rPr>
+          <w:rFonts w:ascii="Times New Roman" w:hAnsi="Times New Roman" w:cs="Times New Roman" w:eastAsia="Times New Roman"/>
+          <w:b w:val="0"/>
+          <w:i w:val="0"/>
+          <w:color w:val="000000"/>
+          <w:sz w:val="28"/>
+        </w:rPr>
+        <w:t>num_leaves = 15, max_depth = 5 (обмеження складності дерева);</w:t>
+      </w:r>
+    </w:p>
+    <w:p>
+      <w:pPr>
+        <w:pStyle w:val="ListBullet"/>
+        <w:spacing w:line="240" w:lineRule="auto" w:before="0" w:after="0"/>
+        <w:ind w:left="425"/>
+      </w:pPr>
+      <w:r>
+        <w:rPr>
+          <w:rFonts w:ascii="Times New Roman" w:hAnsi="Times New Roman" w:cs="Times New Roman" w:eastAsia="Times New Roman"/>
+          <w:b w:val="0"/>
+          <w:i w:val="0"/>
+          <w:color w:val="000000"/>
+          <w:sz w:val="28"/>
+        </w:rPr>
+        <w:t>L1-регуляризація alpha = 0,1; L2-регуляризація lambda = 0,5;</w:t>
+      </w:r>
+    </w:p>
+    <w:p>
+      <w:pPr>
+        <w:pStyle w:val="ListBullet"/>
+        <w:spacing w:line="240" w:lineRule="auto" w:before="0" w:after="0"/>
+        <w:ind w:left="425"/>
+      </w:pPr>
+      <w:r>
+        <w:rPr>
+          <w:rFonts w:ascii="Times New Roman" w:hAnsi="Times New Roman" w:cs="Times New Roman" w:eastAsia="Times New Roman"/>
+          <w:b w:val="0"/>
+          <w:i w:val="0"/>
+          <w:color w:val="000000"/>
+          <w:sz w:val="28"/>
+        </w:rPr>
+        <w:t>feature_fraction = 0,85; bagging_fraction = 0,85;</w:t>
+      </w:r>
+    </w:p>
+    <w:p>
+      <w:pPr>
+        <w:pStyle w:val="ListBullet"/>
+        <w:spacing w:line="240" w:lineRule="auto" w:before="0" w:after="0"/>
+        <w:ind w:left="425"/>
+      </w:pPr>
+      <w:r>
+        <w:rPr>
+          <w:rFonts w:ascii="Times New Roman" w:hAnsi="Times New Roman" w:cs="Times New Roman" w:eastAsia="Times New Roman"/>
+          <w:b w:val="0"/>
+          <w:i w:val="0"/>
+          <w:color w:val="000000"/>
+          <w:sz w:val="28"/>
+        </w:rPr>
+        <w:t>early_stopping — зупинка після 50 ітерацій без покращення.</w:t>
+      </w:r>
+    </w:p>
+    <w:p>
+      <w:pPr>
+        <w:spacing w:line="240" w:lineRule="auto" w:before="0" w:after="0"/>
+        <w:ind w:firstLine="709"/>
+        <w:jc w:val="both"/>
+      </w:pPr>
+      <w:r>
+        <w:rPr>
+          <w:rFonts w:ascii="Times New Roman" w:hAnsi="Times New Roman" w:cs="Times New Roman" w:eastAsia="Times New Roman"/>
+          <w:b w:val="0"/>
+          <w:i w:val="0"/>
+          <w:color w:val="000000"/>
+          <w:sz w:val="28"/>
+        </w:rPr>
+        <w:t>Параметри підібрано з урахуванням малого обсягу тренувальних даних — сильна регуляризація запобігає перенавчанню моделі.</w:t>
       </w:r>
     </w:p>
     <w:p>
@@ -1432,7 +2777,7 @@
           <w:color w:val="000000"/>
           <w:sz w:val="28"/>
         </w:rPr>
-        <w:t>1.5. Метрики якості</w:t>
+        <w:t>2.4. Поділ на train/test та навчання</w:t>
       </w:r>
     </w:p>
     <w:p>
@@ -1449,14 +2794,14 @@
           <w:color w:val="000000"/>
           <w:sz w:val="28"/>
         </w:rPr>
-        <w:t>В якості основної метрики обрано WAPE (Weighted Absolute Percentage Error), оскільки традиційна MAPE гіперчутлива до тижнів із малими фактичними значеннями (особливо актуально для рідкісних SKU) [1, с. 89]. Допоміжні метрики: MAPE, MAE, RMSE, Bias.</w:t>
+        <w:t>Поділ датасету виконано хронологічно (без shuffle), що є обов'язковим для часових рядів [1, с. 78]:</w:t>
       </w:r>
     </w:p>
     <w:p>
       <w:pPr>
+        <w:pStyle w:val="ListBullet"/>
         <w:spacing w:line="240" w:lineRule="auto" w:before="0" w:after="0"/>
-        <w:ind w:firstLine="709"/>
-        <w:jc w:val="both"/>
+        <w:ind w:left="425"/>
       </w:pPr>
       <w:r>
         <w:rPr>
@@ -1466,12 +2811,14 @@
           <w:color w:val="000000"/>
           <w:sz w:val="28"/>
         </w:rPr>
-        <w:t>Поріг прийнятності моделі: WAPE ≤ 20%, Bias у межах ±5%. Латентність повного запуску — менше 5 хвилин.</w:t>
+        <w:t>Train — тижні 1–44 (січень — жовтень 2024 р.);</w:t>
       </w:r>
     </w:p>
     <w:p>
       <w:pPr>
+        <w:pStyle w:val="ListBullet"/>
         <w:spacing w:line="240" w:lineRule="auto" w:before="0" w:after="0"/>
+        <w:ind w:left="425"/>
       </w:pPr>
       <w:r>
         <w:rPr>
@@ -1481,28 +2828,14 @@
           <w:color w:val="000000"/>
           <w:sz w:val="28"/>
         </w:rPr>
-        <w:br w:type="page"/>
+        <w:t>Test — тижні 45–52 (листопад — грудень 2024 р., період Black Friday та Q4-піку).</w:t>
       </w:r>
     </w:p>
     <w:p>
       <w:pPr>
-        <w:spacing w:line="240" w:lineRule="auto" w:before="240" w:after="120"/>
-        <w:jc w:val="center"/>
-      </w:pPr>
-      <w:r>
-        <w:rPr>
-          <w:rFonts w:ascii="Times New Roman" w:hAnsi="Times New Roman" w:cs="Times New Roman" w:eastAsia="Times New Roman"/>
-          <w:b/>
-          <w:i w:val="0"/>
-          <w:color w:val="000000"/>
-          <w:sz w:val="32"/>
-        </w:rPr>
-        <w:t>РОЗДІЛ 2. РЕАЛІЗАЦІЯ МОДЕЛІ ТА РЕЗУЛЬТАТИ</w:t>
-      </w:r>
-    </w:p>
-    <w:p>
-      <w:pPr>
         <w:spacing w:line="240" w:lineRule="auto" w:before="0" w:after="0"/>
+        <w:ind w:firstLine="709"/>
+        <w:jc w:val="both"/>
       </w:pPr>
       <w:r>
         <w:rPr>
@@ -1512,6 +2845,7 @@
           <w:color w:val="000000"/>
           <w:sz w:val="28"/>
         </w:rPr>
+        <w:t>Такий поділ забезпечує реалістичну оцінку якості: модель ніколи не бачить майбутніх даних під час навчання. Тестове вікно охоплює період з підвищеною складністю (свята, Q4-сезонність), що дозволяє адекватно оцінити стійкість.</w:t>
       </w:r>
     </w:p>
     <w:p>
@@ -1527,192 +2861,7 @@
           <w:color w:val="000000"/>
           <w:sz w:val="28"/>
         </w:rPr>
-        <w:t>2.1. Підготовка даних</w:t>
-      </w:r>
-    </w:p>
-    <w:p>
-      <w:pPr>
-        <w:spacing w:line="240" w:lineRule="auto" w:before="0" w:after="0"/>
-        <w:ind w:firstLine="709"/>
-        <w:jc w:val="both"/>
-      </w:pPr>
-      <w:r>
-        <w:rPr>
-          <w:rFonts w:ascii="Times New Roman" w:hAnsi="Times New Roman" w:cs="Times New Roman" w:eastAsia="Times New Roman"/>
-          <w:b w:val="0"/>
-          <w:i w:val="0"/>
-          <w:color w:val="000000"/>
-          <w:sz w:val="28"/>
-        </w:rPr>
-        <w:t>Для побудови моделі використано синтетичний датасет, що відтворює структуру даних роздрібного маркетплейсу: 15 SKU у трьох категоріях (ноутбуки, смартфони, холодильники), 2 магазини, 366 днів історії (січень — грудень 2024 р.). У дані закладено тижнево-денну та річну сезонність, свята та випадкові акції зі знижкою −10%. Загалом — 10 980 рядків денних даних.</w:t>
-      </w:r>
-    </w:p>
-    <w:p>
-      <w:pPr>
-        <w:spacing w:line="240" w:lineRule="auto" w:before="0" w:after="0"/>
-        <w:ind w:firstLine="709"/>
-        <w:jc w:val="both"/>
-      </w:pPr>
-      <w:r>
-        <w:rPr>
-          <w:rFonts w:ascii="Times New Roman" w:hAnsi="Times New Roman" w:cs="Times New Roman" w:eastAsia="Times New Roman"/>
-          <w:b w:val="0"/>
-          <w:i w:val="0"/>
-          <w:color w:val="000000"/>
-          <w:sz w:val="28"/>
-        </w:rPr>
-        <w:t>Денні продажі агреговано до тижневого рівня (W-MON). Сформовано 15 ознак, поділених на групи:</w:t>
-      </w:r>
-    </w:p>
-    <w:p>
-      <w:pPr>
-        <w:pStyle w:val="ListBullet"/>
-        <w:spacing w:line="240" w:lineRule="auto" w:before="0" w:after="0"/>
-        <w:ind w:left="425"/>
-      </w:pPr>
-      <w:r>
-        <w:rPr>
-          <w:rFonts w:ascii="Times New Roman" w:hAnsi="Times New Roman" w:cs="Times New Roman" w:eastAsia="Times New Roman"/>
-          <w:b w:val="0"/>
-          <w:i w:val="0"/>
-          <w:color w:val="000000"/>
-          <w:sz w:val="28"/>
-        </w:rPr>
-        <w:t>категоріальні: store_id, sku_id, category;</w:t>
-      </w:r>
-    </w:p>
-    <w:p>
-      <w:pPr>
-        <w:pStyle w:val="ListBullet"/>
-        <w:spacing w:line="240" w:lineRule="auto" w:before="0" w:after="0"/>
-        <w:ind w:left="425"/>
-      </w:pPr>
-      <w:r>
-        <w:rPr>
-          <w:rFonts w:ascii="Times New Roman" w:hAnsi="Times New Roman" w:cs="Times New Roman" w:eastAsia="Times New Roman"/>
-          <w:b w:val="0"/>
-          <w:i w:val="0"/>
-          <w:color w:val="000000"/>
-          <w:sz w:val="28"/>
-        </w:rPr>
-        <w:t>календарні: month, quarter, is_holiday_week, woy_sin, woy_cos;</w:t>
-      </w:r>
-    </w:p>
-    <w:p>
-      <w:pPr>
-        <w:pStyle w:val="ListBullet"/>
-        <w:spacing w:line="240" w:lineRule="auto" w:before="0" w:after="0"/>
-        <w:ind w:left="425"/>
-      </w:pPr>
-      <w:r>
-        <w:rPr>
-          <w:rFonts w:ascii="Times New Roman" w:hAnsi="Times New Roman" w:cs="Times New Roman" w:eastAsia="Times New Roman"/>
-          <w:b w:val="0"/>
-          <w:i w:val="0"/>
-          <w:color w:val="000000"/>
-          <w:sz w:val="28"/>
-        </w:rPr>
-        <w:t>цінові: avg_price, promo_share;</w:t>
-      </w:r>
-    </w:p>
-    <w:p>
-      <w:pPr>
-        <w:pStyle w:val="ListBullet"/>
-        <w:spacing w:line="240" w:lineRule="auto" w:before="0" w:after="0"/>
-        <w:ind w:left="425"/>
-      </w:pPr>
-      <w:r>
-        <w:rPr>
-          <w:rFonts w:ascii="Times New Roman" w:hAnsi="Times New Roman" w:cs="Times New Roman" w:eastAsia="Times New Roman"/>
-          <w:b w:val="0"/>
-          <w:i w:val="0"/>
-          <w:color w:val="000000"/>
-          <w:sz w:val="28"/>
-        </w:rPr>
-        <w:t>лагові: qty_lag_1, qty_lag_2, qty_lag_4, qty_lag_12;</w:t>
-      </w:r>
-    </w:p>
-    <w:p>
-      <w:pPr>
-        <w:pStyle w:val="ListBullet"/>
-        <w:spacing w:line="240" w:lineRule="auto" w:before="0" w:after="0"/>
-        <w:ind w:left="425"/>
-      </w:pPr>
-      <w:r>
-        <w:rPr>
-          <w:rFonts w:ascii="Times New Roman" w:hAnsi="Times New Roman" w:cs="Times New Roman" w:eastAsia="Times New Roman"/>
-          <w:b w:val="0"/>
-          <w:i w:val="0"/>
-          <w:color w:val="000000"/>
-          <w:sz w:val="28"/>
-        </w:rPr>
-        <w:t>ковзні середні: qty_roll_mean_4, qty_roll_mean_12.</w:t>
-      </w:r>
-    </w:p>
-    <w:p>
-      <w:pPr>
-        <w:spacing w:line="240" w:lineRule="auto" w:before="240" w:after="120"/>
-        <w:jc w:val="left"/>
-      </w:pPr>
-      <w:r>
-        <w:rPr>
-          <w:rFonts w:ascii="Times New Roman" w:hAnsi="Times New Roman" w:cs="Times New Roman" w:eastAsia="Times New Roman"/>
-          <w:b/>
-          <w:i w:val="0"/>
-          <w:color w:val="000000"/>
-          <w:sz w:val="28"/>
-        </w:rPr>
-        <w:t>2.2. Архітектура моделі</w:t>
-      </w:r>
-    </w:p>
-    <w:p>
-      <w:pPr>
-        <w:spacing w:line="240" w:lineRule="auto" w:before="0" w:after="0"/>
-        <w:ind w:firstLine="709"/>
-        <w:jc w:val="both"/>
-      </w:pPr>
-      <w:r>
-        <w:rPr>
-          <w:rFonts w:ascii="Times New Roman" w:hAnsi="Times New Roman" w:cs="Times New Roman" w:eastAsia="Times New Roman"/>
-          <w:b w:val="0"/>
-          <w:i w:val="0"/>
-          <w:color w:val="000000"/>
-          <w:sz w:val="28"/>
-        </w:rPr>
-        <w:t>Використано клас LightGBMRegressor з бібліотеки Python [5]. Налаштовані гіперпараметри: 400 дерев, learning_rate = 0.03, num_leaves = 15, max_depth = 5, L1-регуляризація alpha = 0.1, L2-регуляризація lambda = 0.5. Раннє зупинення (early stopping) спрацьовує після 50 ітерацій без покращення.</w:t>
-      </w:r>
-    </w:p>
-    <w:p>
-      <w:pPr>
-        <w:spacing w:line="240" w:lineRule="auto" w:before="0" w:after="0"/>
-        <w:ind w:firstLine="709"/>
-        <w:jc w:val="both"/>
-      </w:pPr>
-      <w:r>
-        <w:rPr>
-          <w:rFonts w:ascii="Times New Roman" w:hAnsi="Times New Roman" w:cs="Times New Roman" w:eastAsia="Times New Roman"/>
-          <w:b w:val="0"/>
-          <w:i w:val="0"/>
-          <w:color w:val="000000"/>
-          <w:sz w:val="28"/>
-        </w:rPr>
-        <w:t>Поділ на навчальну та тестову вибірки виконано хронологічно: train — тижні 1–44, test — тижні 45–52 (останні 8 тижнів 2024 р., період зі святами та Q4-піком).</w:t>
-      </w:r>
-    </w:p>
-    <w:p>
-      <w:pPr>
-        <w:spacing w:line="240" w:lineRule="auto" w:before="240" w:after="120"/>
-        <w:jc w:val="left"/>
-      </w:pPr>
-      <w:r>
-        <w:rPr>
-          <w:rFonts w:ascii="Times New Roman" w:hAnsi="Times New Roman" w:cs="Times New Roman" w:eastAsia="Times New Roman"/>
-          <w:b/>
-          <w:i w:val="0"/>
-          <w:color w:val="000000"/>
-          <w:sz w:val="28"/>
-        </w:rPr>
-        <w:t>2.3. Результати на тестовому періоді</w:t>
+        <w:t>2.5. Результати на тестовому періоді</w:t>
       </w:r>
     </w:p>
     <w:p>
@@ -2221,7 +3370,7 @@
           <w:color w:val="000000"/>
           <w:sz w:val="28"/>
         </w:rPr>
-        <w:t>LightGBM перевершив baseline за основною метрикою WAPE (25,24% проти 25,53%) та за MAE/RMSE. MAPE при цьому залишається високою через гіперчутливість до нульових значень — це підтверджує доцільність використання саме WAPE як основної метрики для рівня SKU [1, с. 92].</w:t>
+        <w:t>LightGBM перевершив baseline за основною метрикою WAPE (25,24% проти 25,53%) та за MAE/RMSE. MAPE при цьому залишається високою через гіперчутливість до тижнів з нульовими або одиничними фактичними значеннями — це підтверджує доцільність використання WAPE як основної метрики для рівня SKU [1, с. 92].</w:t>
       </w:r>
     </w:p>
     <w:p>
@@ -2238,7 +3387,75 @@
           <w:color w:val="000000"/>
           <w:sz w:val="28"/>
         </w:rPr>
-        <w:t>У розрізі категорій: смартфони — WAPE 21%, ноутбуки — 33%, холодильники — 35%. Найгірший результат у категорії холодильників пояснюється низькочастотним характером попиту (мала кількість одиниць на тиждень), що ускладнює виявлення стабільних закономірностей.</w:t>
+        <w:t>У розрізі категорій результати такі:</w:t>
+      </w:r>
+    </w:p>
+    <w:p>
+      <w:pPr>
+        <w:pStyle w:val="ListBullet"/>
+        <w:spacing w:line="240" w:lineRule="auto" w:before="0" w:after="0"/>
+        <w:ind w:left="425"/>
+      </w:pPr>
+      <w:r>
+        <w:rPr>
+          <w:rFonts w:ascii="Times New Roman" w:hAnsi="Times New Roman" w:cs="Times New Roman" w:eastAsia="Times New Roman"/>
+          <w:b w:val="0"/>
+          <w:i w:val="0"/>
+          <w:color w:val="000000"/>
+          <w:sz w:val="28"/>
+        </w:rPr>
+        <w:t>смартфони — WAPE 21% (найкраща точність);</w:t>
+      </w:r>
+    </w:p>
+    <w:p>
+      <w:pPr>
+        <w:pStyle w:val="ListBullet"/>
+        <w:spacing w:line="240" w:lineRule="auto" w:before="0" w:after="0"/>
+        <w:ind w:left="425"/>
+      </w:pPr>
+      <w:r>
+        <w:rPr>
+          <w:rFonts w:ascii="Times New Roman" w:hAnsi="Times New Roman" w:cs="Times New Roman" w:eastAsia="Times New Roman"/>
+          <w:b w:val="0"/>
+          <w:i w:val="0"/>
+          <w:color w:val="000000"/>
+          <w:sz w:val="28"/>
+        </w:rPr>
+        <w:t>ноутбуки — WAPE 33%;</w:t>
+      </w:r>
+    </w:p>
+    <w:p>
+      <w:pPr>
+        <w:pStyle w:val="ListBullet"/>
+        <w:spacing w:line="240" w:lineRule="auto" w:before="0" w:after="0"/>
+        <w:ind w:left="425"/>
+      </w:pPr>
+      <w:r>
+        <w:rPr>
+          <w:rFonts w:ascii="Times New Roman" w:hAnsi="Times New Roman" w:cs="Times New Roman" w:eastAsia="Times New Roman"/>
+          <w:b w:val="0"/>
+          <w:i w:val="0"/>
+          <w:color w:val="000000"/>
+          <w:sz w:val="28"/>
+        </w:rPr>
+        <w:t>холодильники — WAPE 35% (найскладніша категорія).</w:t>
+      </w:r>
+    </w:p>
+    <w:p>
+      <w:pPr>
+        <w:spacing w:line="240" w:lineRule="auto" w:before="0" w:after="0"/>
+        <w:ind w:firstLine="709"/>
+        <w:jc w:val="both"/>
+      </w:pPr>
+      <w:r>
+        <w:rPr>
+          <w:rFonts w:ascii="Times New Roman" w:hAnsi="Times New Roman" w:cs="Times New Roman" w:eastAsia="Times New Roman"/>
+          <w:b w:val="0"/>
+          <w:i w:val="0"/>
+          <w:color w:val="000000"/>
+          <w:sz w:val="28"/>
+        </w:rPr>
+        <w:t>Найгірший результат у категорії холодильників пояснюється низькочастотним характером попиту (мала кількість одиниць на тиждень), що ускладнює виявлення стабільних закономірностей. Для таких SKU доцільно розглянути окрему модель або агрегацію до більш великих тижневих кошиків.</w:t>
       </w:r>
     </w:p>
     <w:p>
@@ -2254,7 +3471,7 @@
           <w:color w:val="000000"/>
           <w:sz w:val="28"/>
         </w:rPr>
-        <w:t>2.4. Прогноз та аналіз ознак</w:t>
+        <w:t>2.6. Аналіз feature importance</w:t>
       </w:r>
     </w:p>
     <w:p>
@@ -2271,24 +3488,7 @@
           <w:color w:val="000000"/>
           <w:sz w:val="28"/>
         </w:rPr>
-        <w:t>На основі останніх даних побудовано рекурсивний прогноз на 4 тижні наперед для всіх 30 пар (15 SKU × 2 магазини), що дало 120 прогнозних точок.</w:t>
-      </w:r>
-    </w:p>
-    <w:p>
-      <w:pPr>
-        <w:spacing w:line="240" w:lineRule="auto" w:before="0" w:after="0"/>
-        <w:ind w:firstLine="709"/>
-        <w:jc w:val="both"/>
-      </w:pPr>
-      <w:r>
-        <w:rPr>
-          <w:rFonts w:ascii="Times New Roman" w:hAnsi="Times New Roman" w:cs="Times New Roman" w:eastAsia="Times New Roman"/>
-          <w:b w:val="0"/>
-          <w:i w:val="0"/>
-          <w:color w:val="000000"/>
-          <w:sz w:val="28"/>
-        </w:rPr>
-        <w:t>Аналіз feature importance виявив наступний топ ознак за внеском у модель:</w:t>
+        <w:t>Аналіз вкладу ознак у модель (за метрикою gain) виявив наступний топ:</w:t>
       </w:r>
     </w:p>
     <w:p>
@@ -2385,7 +3585,7 @@
           <w:color w:val="000000"/>
           <w:sz w:val="28"/>
         </w:rPr>
-        <w:t>Цей розподіл відповідає теоретичним очікуванням: основним драйвером короткострокового прогнозу є попередня динаміка, доповнена ціновими та календарними чинниками [1, с. 145].</w:t>
+        <w:t>Цей розподіл відповідає теоретичним очікуванням: основним драйвером короткострокового прогнозу є попередня динаміка, доповнена ціновими та календарними чинниками [1, с. 145]. Категоріальні ознаки (sku_id, category, store_id) мають меншу вагу, оскільки інформація про окремі SKU вже захоплена через лаги.</w:t>
       </w:r>
     </w:p>
     <w:p>
@@ -2401,7 +3601,7 @@
           <w:color w:val="000000"/>
           <w:sz w:val="28"/>
         </w:rPr>
-        <w:t>2.5. Бізнес-застосування</w:t>
+        <w:t>2.7. Прогноз на 4 тижні наперед</w:t>
       </w:r>
     </w:p>
     <w:p>
@@ -2418,7 +3618,7 @@
           <w:color w:val="000000"/>
           <w:sz w:val="28"/>
         </w:rPr>
-        <w:t>Прогноз інтегровано у формулу обсягу замовлення Q = Fct − St − GiT + SS_Fct, де SS_Fct = 1,65 × σ(прогноз), що відповідає рівню сервісу 95%. На виході формується план замовлення для системи закупівель.</w:t>
+        <w:t>На основі останніх даних побудовано рекурсивний прогноз на 4 тижні для всіх 30 пар (15 SKU × 2 магазини), що дало 120 прогнозних точок. Рекурсивна стратегія полягає в тому, що на кожному наступному тижні лагові ознаки оновлюються з попередніх передбачень моделі.</w:t>
       </w:r>
     </w:p>
     <w:p>
@@ -2435,7 +3635,90 @@
           <w:color w:val="000000"/>
           <w:sz w:val="28"/>
         </w:rPr>
-        <w:t>Приклад розрахунку: для SKU 64502 у магазині 215 при Fct = 152, St = 74, GiT = 37, SS = 4 — обсяг замовлення Q = 45 одиниць.</w:t>
+        <w:t>Перевагою рекурсивного підходу є простота — одна модель прогнозує будь-який горизонт. Недолік — накопичення похибки на дальших кроках. Для покращення на горизонтах 8–12 тижнів доцільно перейти до direct multi-step стратегії (окремі моделі для +1, +2, +3, +4 тижні) [1, с. 198].</w:t>
+      </w:r>
+    </w:p>
+    <w:p>
+      <w:pPr>
+        <w:spacing w:line="240" w:lineRule="auto" w:before="240" w:after="120"/>
+        <w:jc w:val="left"/>
+      </w:pPr>
+      <w:r>
+        <w:rPr>
+          <w:rFonts w:ascii="Times New Roman" w:hAnsi="Times New Roman" w:cs="Times New Roman" w:eastAsia="Times New Roman"/>
+          <w:b/>
+          <w:i w:val="0"/>
+          <w:color w:val="000000"/>
+          <w:sz w:val="28"/>
+        </w:rPr>
+        <w:t>2.8. Розрахунок обсягу замовлення</w:t>
+      </w:r>
+    </w:p>
+    <w:p>
+      <w:pPr>
+        <w:spacing w:line="240" w:lineRule="auto" w:before="0" w:after="0"/>
+        <w:ind w:firstLine="709"/>
+        <w:jc w:val="both"/>
+      </w:pPr>
+      <w:r>
+        <w:rPr>
+          <w:rFonts w:ascii="Times New Roman" w:hAnsi="Times New Roman" w:cs="Times New Roman" w:eastAsia="Times New Roman"/>
+          <w:b w:val="0"/>
+          <w:i w:val="0"/>
+          <w:color w:val="000000"/>
+          <w:sz w:val="28"/>
+        </w:rPr>
+        <w:t>Прогноз інтегровано у формулу обсягу замовлення:</w:t>
+      </w:r>
+    </w:p>
+    <w:p>
+      <w:pPr>
+        <w:spacing w:line="240" w:lineRule="auto" w:before="0" w:after="0"/>
+        <w:jc w:val="center"/>
+      </w:pPr>
+      <w:r>
+        <w:rPr>
+          <w:rFonts w:ascii="Times New Roman" w:hAnsi="Times New Roman" w:cs="Times New Roman" w:eastAsia="Times New Roman"/>
+          <w:b/>
+          <w:i w:val="0"/>
+          <w:color w:val="000000"/>
+          <w:sz w:val="28"/>
+        </w:rPr>
+        <w:t>Q = Fct − St − GiT + SS_Fct,</w:t>
+      </w:r>
+    </w:p>
+    <w:p>
+      <w:pPr>
+        <w:spacing w:line="240" w:lineRule="auto" w:before="0" w:after="0"/>
+        <w:ind w:firstLine="709"/>
+        <w:jc w:val="both"/>
+      </w:pPr>
+      <w:r>
+        <w:rPr>
+          <w:rFonts w:ascii="Times New Roman" w:hAnsi="Times New Roman" w:cs="Times New Roman" w:eastAsia="Times New Roman"/>
+          <w:b w:val="0"/>
+          <w:i w:val="0"/>
+          <w:color w:val="000000"/>
+          <w:sz w:val="28"/>
+        </w:rPr>
+        <w:t>де SS_Fct = 1,65 × σ(прогноз), що відповідає рівню сервісу 95%. На виході формується план замовлення для системи закупівель.</w:t>
+      </w:r>
+    </w:p>
+    <w:p>
+      <w:pPr>
+        <w:spacing w:line="240" w:lineRule="auto" w:before="0" w:after="0"/>
+        <w:ind w:firstLine="709"/>
+        <w:jc w:val="both"/>
+      </w:pPr>
+      <w:r>
+        <w:rPr>
+          <w:rFonts w:ascii="Times New Roman" w:hAnsi="Times New Roman" w:cs="Times New Roman" w:eastAsia="Times New Roman"/>
+          <w:b w:val="0"/>
+          <w:i w:val="0"/>
+          <w:color w:val="000000"/>
+          <w:sz w:val="28"/>
+        </w:rPr>
+        <w:t>Приклад розрахунку: для SKU 64502 (категорія «Ноутбуки») у магазині 215 при сумарному прогнозі Fct = 152 одиниці, поточному залишку St = 74 одиниці, товарі у дорозі GiT = 37 одиниць та страховому запасі SS = 4 одиниці — обсяг замовлення складає Q = 45 одиниць.</w:t>
       </w:r>
     </w:p>
     <w:p>
@@ -2497,7 +3780,7 @@
           <w:color w:val="000000"/>
           <w:sz w:val="28"/>
         </w:rPr>
-        <w:t>У ході роботи розроблено модель прогнозування продажів у розрізі SKU × магазин на тижневому горизонті 4 тижні для умовного маркетплейсу. Основні результати:</w:t>
+        <w:t>У ході виконання проекту розроблено модель прогнозування тижневих продажів у розрізі SKU × магазин на горизонт 4 тижні наперед для умовного маркетплейсу. Основні результати:</w:t>
       </w:r>
     </w:p>
     <w:p>
@@ -2513,7 +3796,7 @@
           <w:color w:val="000000"/>
           <w:sz w:val="28"/>
         </w:rPr>
-        <w:t>1. Обрано та обґрунтовано модель LightGBM; сформовано 15 ознак, що поєднують лагові, календарні та цінові характеристики.</w:t>
+        <w:t>1. Сформульовано повне технічне завдання проекту, що охоплює бізнес-проблему, вимоги, обмеження, ризики та очікувану економічну ефективність.</w:t>
       </w:r>
     </w:p>
     <w:p>
@@ -2529,7 +3812,7 @@
           <w:color w:val="000000"/>
           <w:sz w:val="28"/>
         </w:rPr>
-        <w:t>2. На тестовому періоді модель досягла WAPE 25,24% та обігнала наївний baseline за основними метриками.</w:t>
+        <w:t>2. Спроектовано схему даних з 7 таблиць (5 dim + 2 fact) та фінальною view-таблицею dataset, що формується через INNER та LEFT JOIN.</w:t>
       </w:r>
     </w:p>
     <w:p>
@@ -2545,7 +3828,7 @@
           <w:color w:val="000000"/>
           <w:sz w:val="28"/>
         </w:rPr>
-        <w:t>3. Реалізовано формулу обсягу замовлення Q = Fct − St − GiT + SS_Fct, що готова до інтеграції в систему планування закупівель.</w:t>
+        <w:t>3. Сформовано 15 ознак (категоріальні, календарні, цінові, лагові, ковзні середні), які поєднують часову динаміку з контекстом.</w:t>
       </w:r>
     </w:p>
     <w:p>
@@ -2561,7 +3844,39 @@
           <w:color w:val="000000"/>
           <w:sz w:val="28"/>
         </w:rPr>
-        <w:t>4. Найважливішими ознаками виявилися qty_lag_1 та qty_roll_mean_4, що підтверджує визначальну роль короткострокового тренду.</w:t>
+        <w:t>4. Обрано та обґрунтовано модель LightGBM з регуляризованими гіперпараметрами; модель досягла WAPE 25,24% на тестовому періоді, обігнавши наївний baseline за основними метриками.</w:t>
+      </w:r>
+    </w:p>
+    <w:p>
+      <w:pPr>
+        <w:spacing w:line="240" w:lineRule="auto" w:before="0" w:after="0"/>
+        <w:ind w:left="425" w:hanging="283"/>
+      </w:pPr>
+      <w:r>
+        <w:rPr>
+          <w:rFonts w:ascii="Times New Roman" w:hAnsi="Times New Roman" w:cs="Times New Roman" w:eastAsia="Times New Roman"/>
+          <w:b w:val="0"/>
+          <w:i w:val="0"/>
+          <w:color w:val="000000"/>
+          <w:sz w:val="28"/>
+        </w:rPr>
+        <w:t>5. Найважливішими ознаками виявилися qty_lag_1 та qty_roll_mean_4, що підтверджує визначальну роль короткострокового тренду.</w:t>
+      </w:r>
+    </w:p>
+    <w:p>
+      <w:pPr>
+        <w:spacing w:line="240" w:lineRule="auto" w:before="0" w:after="0"/>
+        <w:ind w:left="425" w:hanging="283"/>
+      </w:pPr>
+      <w:r>
+        <w:rPr>
+          <w:rFonts w:ascii="Times New Roman" w:hAnsi="Times New Roman" w:cs="Times New Roman" w:eastAsia="Times New Roman"/>
+          <w:b w:val="0"/>
+          <w:i w:val="0"/>
+          <w:color w:val="000000"/>
+          <w:sz w:val="28"/>
+        </w:rPr>
+        <w:t>6. Реалізовано формулу обсягу замовлення Q = Fct − St − GiT + SS_Fct, готову до інтеграції в систему планування закупівель.</w:t>
       </w:r>
     </w:p>
     <w:p>
@@ -2629,7 +3944,7 @@
           <w:color w:val="000000"/>
           <w:sz w:val="28"/>
         </w:rPr>
-        <w:t>перехід від рекурсивного прогнозу на стратегію direct multi-step для уникнення накопичення похибки;</w:t>
+        <w:t>перехід від рекурсивного прогнозу до direct multi-step стратегії;</w:t>
       </w:r>
     </w:p>
     <w:p>
@@ -2646,7 +3961,41 @@
           <w:color w:val="000000"/>
           <w:sz w:val="28"/>
         </w:rPr>
-        <w:t>тестування альтернативних моделей: Prophet [2] та SARIMA per SKU.</w:t>
+        <w:t>тестування альтернативних моделей: Prophet [2] та SARIMA per SKU;</w:t>
+      </w:r>
+    </w:p>
+    <w:p>
+      <w:pPr>
+        <w:pStyle w:val="ListBullet"/>
+        <w:spacing w:line="240" w:lineRule="auto" w:before="0" w:after="0"/>
+        <w:ind w:left="425"/>
+      </w:pPr>
+      <w:r>
+        <w:rPr>
+          <w:rFonts w:ascii="Times New Roman" w:hAnsi="Times New Roman" w:cs="Times New Roman" w:eastAsia="Times New Roman"/>
+          <w:b w:val="0"/>
+          <w:i w:val="0"/>
+          <w:color w:val="000000"/>
+          <w:sz w:val="28"/>
+        </w:rPr>
+        <w:t>окрема обробка низькочастотних категорій (холодильники) — наприклад, через ієрархічну агрегацію.</w:t>
+      </w:r>
+    </w:p>
+    <w:p>
+      <w:pPr>
+        <w:spacing w:line="240" w:lineRule="auto" w:before="0" w:after="0"/>
+        <w:ind w:firstLine="709"/>
+        <w:jc w:val="both"/>
+      </w:pPr>
+      <w:r>
+        <w:rPr>
+          <w:rFonts w:ascii="Times New Roman" w:hAnsi="Times New Roman" w:cs="Times New Roman" w:eastAsia="Times New Roman"/>
+          <w:b w:val="0"/>
+          <w:i w:val="0"/>
+          <w:color w:val="000000"/>
+          <w:sz w:val="28"/>
+        </w:rPr>
+        <w:t>Виконання проекту дозволило на практиці застосувати теоретичні знання з курсу «Бізнес-прогнозування» та сформувати готовий продукт, який після доопрацювання може бути впроваджений у реальні бізнес-процеси.</w:t>
       </w:r>
     </w:p>
     <w:p>
@@ -2794,6 +4143,40 @@
           <w:sz w:val="28"/>
         </w:rPr>
         <w:t>6. Pandas. User Guide [Електронний ресурс]. URL: https://pandas.pydata.org/docs/ (дата звернення: 27.05.2026).</w:t>
+      </w:r>
+    </w:p>
+    <w:p>
+      <w:pPr>
+        <w:spacing w:line="240" w:lineRule="auto" w:before="0" w:after="120"/>
+        <w:ind w:left="425" w:hanging="425"/>
+        <w:jc w:val="left"/>
+      </w:pPr>
+      <w:r>
+        <w:rPr>
+          <w:rFonts w:ascii="Times New Roman" w:hAnsi="Times New Roman" w:cs="Times New Roman" w:eastAsia="Times New Roman"/>
+          <w:b w:val="0"/>
+          <w:i w:val="0"/>
+          <w:color w:val="000000"/>
+          <w:sz w:val="28"/>
+        </w:rPr>
+        <w:t>7. Горбунова К. Прогноз продажу товарів у розрізі SKU : репозиторій проекту [Електронний ресурс]. URL: https://github.com/kgorbunova3/sku-sales-forecast (дата звернення: 27.05.2026).</w:t>
+      </w:r>
+    </w:p>
+    <w:p>
+      <w:pPr>
+        <w:spacing w:line="240" w:lineRule="auto" w:before="0" w:after="120"/>
+        <w:ind w:left="425" w:hanging="425"/>
+        <w:jc w:val="left"/>
+      </w:pPr>
+      <w:r>
+        <w:rPr>
+          <w:rFonts w:ascii="Times New Roman" w:hAnsi="Times New Roman" w:cs="Times New Roman" w:eastAsia="Times New Roman"/>
+          <w:b w:val="0"/>
+          <w:i w:val="0"/>
+          <w:color w:val="000000"/>
+          <w:sz w:val="28"/>
+        </w:rPr>
+        <w:t>8. Горбунова К. SKU Sales Forecast Kanban : GitHub Project [Електронний ресурс]. URL: https://github.com/users/kgorbunova3/projects/1 (дата звернення: 27.05.2026).</w:t>
       </w:r>
     </w:p>
     <w:sectPr>

--- a/docs/Referat.docx
+++ b/docs/Referat.docx
@@ -383,7 +383,7 @@
         </w:rPr>
         <w:t>Перевірив:</w:t>
         <w:tab/>
-        <w:t>Виконав:</w:t>
+        <w:t>Виконала:</w:t>
       </w:r>
     </w:p>
     <w:p>
@@ -1308,7 +1308,7 @@
           <w:color w:val="000000"/>
           <w:sz w:val="28"/>
         </w:rPr>
-        <w:t>Замовником проекту є департамент Supply Chain &amp; Demand Planning умовного маркетплейсу. Внутрішні споживачі прогнозу — Inventory Planners та Category Managers. Розробник — Горбунова К., студентка групи УМ-з31, в рамках навчальної дисципліни «Бізнес-прогнозування».</w:t>
+        <w:t>Замовником проекту є департамент Supply Chain &amp; Demand Planning умовного маркетплейсу. Внутрішні споживачі прогнозу — Inventory Planners та Category Managers. Розробниця — Горбунова К., студентка групи УМ-з31, в рамках навчальної дисципліни «Бізнес-прогнозування».</w:t>
       </w:r>
     </w:p>
     <w:p>

--- a/docs/Referat.docx
+++ b/docs/Referat.docx
@@ -1015,7 +1015,7 @@
           <w:color w:val="000000"/>
           <w:sz w:val="28"/>
         </w:rPr>
-        <w:t>Об'єктом дослідження є процес формування прогнозу тижневих продажів у роздрібному маркетплейсі. Предметом — модель машинного навчання, що прогнозує обсяг продажів у розрізі SKU × магазин на горизонт 4 тижні наперед.</w:t>
+        <w:t>Об'єктом дослідження є процес формування прогнозу тижневих продажів у роздрібному маркетплейсі. Предметом: модель машинного навчання, що прогнозує обсяг продажів у розрізі SKU × магазин на горизонт 4 тижні наперед.</w:t>
       </w:r>
     </w:p>
     <w:p>
@@ -1032,7 +1032,7 @@
           <w:color w:val="000000"/>
           <w:sz w:val="28"/>
         </w:rPr>
-        <w:t>Метою реферату є опис розробленої моделі прогнозування продажів — від технічного завдання до отриманих результатів та бізнес-застосування.</w:t>
+        <w:t>Метою реферату є опис розробленої моделі прогнозування продажів, від технічного завдання до отриманих результатів та бізнес-застосування.</w:t>
       </w:r>
     </w:p>
     <w:p>
@@ -1224,7 +1224,7 @@
           <w:color w:val="000000"/>
           <w:sz w:val="28"/>
         </w:rPr>
-        <w:t>Назва проекту — «Прогнозування тижневих продажів товарів у розрізі SKU × магазин на горизонт 4 тижні наперед». Тип моделі — gradient boosting на деревах рішень (реалізація LightGBM від Microsoft Research [3]). Baseline для порівняння — наївний сезонний прогноз (середнє за останні 4 тижні).</w:t>
+        <w:t>Назва проекту: «Прогнозування тижневих продажів товарів у розрізі SKU × магазин на горизонт 4 тижні наперед». Тип моделі: gradient boosting на деревах рішень (реалізація LightGBM від Microsoft Research [3]). Baseline для порівняння, наївний сезонний прогноз (середнє за останні 4 тижні).</w:t>
       </w:r>
     </w:p>
     <w:p>
@@ -1291,7 +1291,7 @@
           <w:color w:val="000000"/>
           <w:sz w:val="28"/>
         </w:rPr>
-        <w:t>Планова дата інтеграції моделі у робочий процес — кінець семестру. Регулярність запуску моделі — щотижня (понеділок, 06:00 UTC). Перенавчання моделі виконується раз на квартал або при перевищенні WAPE 30% дві неділі поспіль.</w:t>
+        <w:t>Планова дата інтеграції моделі у робочий процес: кінець семестру. Регулярність запуску моделі: щотижня (понеділок, 06:00 UTC). Перенавчання моделі виконується раз на квартал або при перевищенні WAPE 30% дві неділі поспіль.</w:t>
       </w:r>
     </w:p>
     <w:p>
@@ -1308,7 +1308,7 @@
           <w:color w:val="000000"/>
           <w:sz w:val="28"/>
         </w:rPr>
-        <w:t>Замовником проекту є департамент Supply Chain &amp; Demand Planning умовного маркетплейсу. Внутрішні споживачі прогнозу — Inventory Planners та Category Managers. Розробниця — Горбунова К., студентка групи УМ-з31, в рамках навчальної дисципліни «Бізнес-прогнозування».</w:t>
+        <w:t>Замовником проекту є департамент Supply Chain &amp; Demand Planning умовного маркетплейсу. Внутрішні споживачі прогнозу: Inventory Planners та Category Managers. Розробниця: Горбунова К., студентка групи УМ-з31 (у рамках навчальної дисципліни «Бізнес-прогнозування»).</w:t>
       </w:r>
     </w:p>
     <w:p>
@@ -1391,7 +1391,7 @@
           <w:color w:val="000000"/>
           <w:sz w:val="28"/>
         </w:rPr>
-        <w:t>де Q — обсяг замовлення; Fct — прогноз продажів на горизонт; St — поточний залишок; GiT — товар у дорозі (Goods in Transit); SS_Fct — страховий запас, що залежить від прогнозу та його довірчого інтервалу.</w:t>
+        <w:t>де Q (обсяг замовлення), Fct (прогноз продажів на горизонт), St (поточний залишок), GiT (товар у дорозі, Goods in Transit), SS_Fct (страховий запас, що залежить від прогнозу та його довірчого інтервалу).</w:t>
       </w:r>
     </w:p>
     <w:p>
@@ -1475,7 +1475,7 @@
           <w:color w:val="000000"/>
           <w:sz w:val="28"/>
         </w:rPr>
-        <w:t>латентність повного запуску — менше 5 хвилин;</w:t>
+        <w:t>латентність повного запуску, менше 5 хвилин;</w:t>
       </w:r>
     </w:p>
     <w:p>
@@ -1660,7 +1660,7 @@
           <w:color w:val="000000"/>
           <w:sz w:val="28"/>
         </w:rPr>
-        <w:t>новi SKU з історією менше 12 тижнів — для них використовується fallback на категорійне середнє.</w:t>
+        <w:t>новi SKU з історією менше 12 тижнів, для них використовується fallback на категорійне середнє.</w:t>
       </w:r>
     </w:p>
     <w:p>
@@ -1677,7 +1677,7 @@
           <w:color w:val="000000"/>
           <w:sz w:val="28"/>
         </w:rPr>
-        <w:t>Технічні обмеження: модель навчається на pandas + LightGBM, ресурс — 1 CPU-узел, RAM до 8 ГБ. Горизонт прогнозу фіксований у 4 тижні (відповідає циклу замовлення постачальникам). Прогноз обмежено знизу нулем (без негативних значень).</w:t>
+        <w:t>Технічні обмеження: модель навчається на pandas + LightGBM, ресурс, 1 CPU-узел, RAM до 8 ГБ. Горизонт прогнозу фіксований у 4 тижні (відповідає циклу замовлення постачальникам). Прогноз обмежено знизу нулем (без негативних значень).</w:t>
       </w:r>
     </w:p>
     <w:p>
@@ -1727,7 +1727,7 @@
           <w:color w:val="000000"/>
           <w:sz w:val="28"/>
         </w:rPr>
-        <w:t>зниження OOS-rate з 12–15% до 7–8% — потенційне зростання GMV на ~3% по пілотних категоріях;</w:t>
+        <w:t>зниження OOS-rate з 12–15% до 7–8%, потенційне зростання GMV на ~3% по пілотних категоріях;</w:t>
       </w:r>
     </w:p>
     <w:p>
@@ -1744,7 +1744,7 @@
           <w:color w:val="000000"/>
           <w:sz w:val="28"/>
         </w:rPr>
-        <w:t>скорочення over-stock на 10–15% — звільнення оборотних коштів орієнтовно на 150 тис. дол. США по пілоту з 15 SKU;</w:t>
+        <w:t>скорочення over-stock на 10–15%, звільнення оборотних коштів орієнтовно на 150 тис. дол. США по пілоту з 15 SKU;</w:t>
       </w:r>
     </w:p>
     <w:p>
@@ -1778,7 +1778,7 @@
           <w:color w:val="000000"/>
           <w:sz w:val="28"/>
         </w:rPr>
-        <w:t>відмова від платних сторонніх SaaS-сервісів прогнозування — економія ліцензій від 50 тис. дол. США на рік.</w:t>
+        <w:t>відмова від платних сторонніх SaaS-сервісів прогнозування, економія ліцензій від 50 тис. дол. США на рік.</w:t>
       </w:r>
     </w:p>
     <w:p>
@@ -1946,7 +1946,7 @@
           <w:color w:val="000000"/>
           <w:sz w:val="28"/>
         </w:rPr>
-        <w:t>1. fetch_data — вивантаження продажів, залишків, акцій з DWH;</w:t>
+        <w:t>1. fetch_data, вивантаження продажів, залишків, акцій з DWH;</w:t>
       </w:r>
     </w:p>
     <w:p>
@@ -1962,7 +1962,7 @@
           <w:color w:val="000000"/>
           <w:sz w:val="28"/>
         </w:rPr>
-        <w:t>2. aggregate_weekly — агрегація денних даних до тижневих;</w:t>
+        <w:t>2. aggregate_weekly, агрегація денних даних до тижневих;</w:t>
       </w:r>
     </w:p>
     <w:p>
@@ -1978,7 +1978,7 @@
           <w:color w:val="000000"/>
           <w:sz w:val="28"/>
         </w:rPr>
-        <w:t>3. feature_engineering — генерація ознак;</w:t>
+        <w:t>3. feature_engineering, генерація ознак;</w:t>
       </w:r>
     </w:p>
     <w:p>
@@ -1994,7 +1994,7 @@
           <w:color w:val="000000"/>
           <w:sz w:val="28"/>
         </w:rPr>
-        <w:t>4. train_or_load_model — інкрементне навчання моделі;</w:t>
+        <w:t>4. train_or_load_model, інкрементне навчання моделі;</w:t>
       </w:r>
     </w:p>
     <w:p>
@@ -2010,7 +2010,7 @@
           <w:color w:val="000000"/>
           <w:sz w:val="28"/>
         </w:rPr>
-        <w:t>5. predict — рекурсивний прогноз на 4 тижні;</w:t>
+        <w:t>5. predict, рекурсивний прогноз на 4 тижні;</w:t>
       </w:r>
     </w:p>
     <w:p>
@@ -2026,7 +2026,7 @@
           <w:color w:val="000000"/>
           <w:sz w:val="28"/>
         </w:rPr>
-        <w:t>6. compute_order_qty — застосування формули Q;</w:t>
+        <w:t>6. compute_order_qty, застосування формули Q;</w:t>
       </w:r>
     </w:p>
     <w:p>
@@ -2042,7 +2042,7 @@
           <w:color w:val="000000"/>
           <w:sz w:val="28"/>
         </w:rPr>
-        <w:t>7. export_results — запис у BigQuery та S3;</w:t>
+        <w:t>7. export_results, запис у BigQuery та S3;</w:t>
       </w:r>
     </w:p>
     <w:p>
@@ -2058,7 +2058,7 @@
           <w:color w:val="000000"/>
           <w:sz w:val="28"/>
         </w:rPr>
-        <w:t>8. notify — Slack-нотифікація команди Replenishment.</w:t>
+        <w:t>8. notify, Slack-нотифікація команди Replenishment.</w:t>
       </w:r>
     </w:p>
     <w:p>
@@ -2091,7 +2091,7 @@
           <w:color w:val="000000"/>
           <w:sz w:val="28"/>
         </w:rPr>
-        <w:t>Структура вхідного датасету (один рядок = день × магазин × SKU): поля date (DATE), store_id (INT), sku_id (INT), category (VARCHAR), qty (INT), price (DECIMAL), promo (BOOLEAN). Оновлення даних у DWH — щоденно о 02:00 UTC з корекційним бетчем за 7 днів назад.</w:t>
+        <w:t>Структура вхідного датасету (один рядок = день × магазин × SKU): поля date (DATE), store_id (INT), sku_id (INT), category (VARCHAR), qty (INT), price (DECIMAL), promo (BOOLEAN). Оновлення даних у DWH, щоденно о 02:00 UTC з корекційним бетчем за 7 днів назад.</w:t>
       </w:r>
     </w:p>
     <w:p>
@@ -2108,7 +2108,7 @@
           <w:color w:val="000000"/>
           <w:sz w:val="28"/>
         </w:rPr>
-        <w:t>Якість даних контролюється через checks: відсоток порожніх qty менше 1%, відсутність дублікатів за ключем (date, store_id, sku_id). Інтеграція даних — через Airflow operators BigQueryHook та S3Hook.</w:t>
+        <w:t>Якість даних контролюється через checks: відсоток порожніх qty менше 1%, відсутність дублікатів за ключем (date, store_id, sku_id). Інтеграція даних, через Airflow operators BigQueryHook та S3Hook.</w:t>
       </w:r>
     </w:p>
     <w:p>
@@ -2175,7 +2175,7 @@
           <w:color w:val="000000"/>
           <w:sz w:val="28"/>
         </w:rPr>
-        <w:t>дрейф попиту (concept drift) — мітигація через квартальне перенавчання та автоматичний моніторинг WAPE;</w:t>
+        <w:t>дрейф попиту (concept drift), мітигація через квартальне перенавчання та автоматичний моніторинг WAPE;</w:t>
       </w:r>
     </w:p>
     <w:p>
@@ -2192,7 +2192,7 @@
           <w:color w:val="000000"/>
           <w:sz w:val="28"/>
         </w:rPr>
-        <w:t>зміна схеми DWH або відмова джерела даних — мітигація через data contracts та alerts у Airflow;</w:t>
+        <w:t>зміна схеми DWH або відмова джерела даних, мітигація через data contracts та alerts у Airflow;</w:t>
       </w:r>
     </w:p>
     <w:p>
@@ -2209,7 +2209,7 @@
           <w:color w:val="000000"/>
           <w:sz w:val="28"/>
         </w:rPr>
-        <w:t>нові механіки промо (наприклад, flash-sale без попередження) — мітигація через ручний override від Category Manager;</w:t>
+        <w:t>нові механіки промо (наприклад, flash-sale без попередження), мітигація через ручний override від Category Manager;</w:t>
       </w:r>
     </w:p>
     <w:p>
@@ -2226,7 +2226,7 @@
           <w:color w:val="000000"/>
           <w:sz w:val="28"/>
         </w:rPr>
-        <w:t>поява нового SKU без історії — fallback на категорійне середнє та флаг новизни;</w:t>
+        <w:t>поява нового SKU без історії, fallback на категорійне середнє та флаг новизни;</w:t>
       </w:r>
     </w:p>
     <w:p>
@@ -2243,7 +2243,7 @@
           <w:color w:val="000000"/>
           <w:sz w:val="28"/>
         </w:rPr>
-        <w:t>інфраструктурні відмови (Airflow worker, BigQuery quota) — стандартні DevOps alerts та retry policy.</w:t>
+        <w:t>інфраструктурні відмови (Airflow worker, BigQuery quota), стандартні DevOps alerts та retry policy.</w:t>
       </w:r>
     </w:p>
     <w:p>
@@ -2321,7 +2321,7 @@
           <w:color w:val="000000"/>
           <w:sz w:val="28"/>
         </w:rPr>
-        <w:t>Для побудови моделі сформовано тестовий датасет, що відтворює структуру даних роздрібного маркетплейсу: 15 SKU у трьох категоріях (ноутбуки, смартфони, холодильники), 2 магазини, 366 днів історії за 2024 рік. У дані закладено тижнево-денну та річну сезонність, свята (8 березня, 1 травня, 24 серпня, Black Friday, Новий рік) та випадкові акції зі знижкою −10%. Загальний обсяг — 10 980 рядків денних даних.</w:t>
+        <w:t>Для побудови моделі сформовано тестовий датасет, що відтворює структуру даних роздрібного маркетплейсу: 15 SKU у трьох категоріях (ноутбуки, смартфони, холодильники), 2 магазини, 366 днів історії за 2024 рік. У дані закладено тижнево-денну та річну сезонність, свята (8 березня, 1 травня, 24 серпня, Black Friday, Новий рік) та випадкові акції зі знижкою −10%. Загальний обсяг, 10 980 рядків денних даних.</w:t>
       </w:r>
     </w:p>
     <w:p>
@@ -2355,7 +2355,7 @@
           <w:color w:val="000000"/>
           <w:sz w:val="28"/>
         </w:rPr>
-        <w:t>перевірка цілісності — відсутність пропусків та дублікатів;</w:t>
+        <w:t>перевірка цілісності, відсутність пропусків та дублікатів;</w:t>
       </w:r>
     </w:p>
     <w:p>
@@ -2372,7 +2372,7 @@
           <w:color w:val="000000"/>
           <w:sz w:val="28"/>
         </w:rPr>
-        <w:t>приведення типів — дати конвертовано до DATE, qty до INT, price до DECIMAL;</w:t>
+        <w:t>приведення типів, дати конвертовано до DATE, qty до INT, price до DECIMAL;</w:t>
       </w:r>
     </w:p>
     <w:p>
@@ -2744,7 +2744,7 @@
           <w:color w:val="000000"/>
           <w:sz w:val="28"/>
         </w:rPr>
-        <w:t>early_stopping — зупинка після 50 ітерацій без покращення.</w:t>
+        <w:t>early_stopping, зупинка після 50 ітерацій без покращення.</w:t>
       </w:r>
     </w:p>
     <w:p>
@@ -2761,7 +2761,7 @@
           <w:color w:val="000000"/>
           <w:sz w:val="28"/>
         </w:rPr>
-        <w:t>Параметри підібрано з урахуванням малого обсягу тренувальних даних — сильна регуляризація запобігає перенавчанню моделі.</w:t>
+        <w:t>Параметри підібрано з урахуванням малого обсягу тренувальних даних, сильна регуляризація запобігає перенавчанню моделі.</w:t>
       </w:r>
     </w:p>
     <w:p>
@@ -2811,7 +2811,7 @@
           <w:color w:val="000000"/>
           <w:sz w:val="28"/>
         </w:rPr>
-        <w:t>Train — тижні 1–44 (січень — жовтень 2024 р.);</w:t>
+        <w:t>Train: тижні 1–44 (січень, жовтень 2024 р.);</w:t>
       </w:r>
     </w:p>
     <w:p>
@@ -2828,7 +2828,7 @@
           <w:color w:val="000000"/>
           <w:sz w:val="28"/>
         </w:rPr>
-        <w:t>Test — тижні 45–52 (листопад — грудень 2024 р., період Black Friday та Q4-піку).</w:t>
+        <w:t>Test: тижні 45–52 (листопад, грудень 2024 р., період Black Friday та Q4-піку).</w:t>
       </w:r>
     </w:p>
     <w:p>
@@ -3339,7 +3339,7 @@
           <w:color w:val="000000"/>
           <w:sz w:val="28"/>
         </w:rPr>
-        <w:t>Таблиця 2.1 — Метрики моделей на тестовому періоді</w:t>
+        <w:t>Таблиця 2.1, Метрики моделей на тестовому періоді</w:t>
       </w:r>
     </w:p>
     <w:p>
@@ -3370,7 +3370,7 @@
           <w:color w:val="000000"/>
           <w:sz w:val="28"/>
         </w:rPr>
-        <w:t>LightGBM перевершив baseline за основною метрикою WAPE (25,24% проти 25,53%) та за MAE/RMSE. MAPE при цьому залишається високою через гіперчутливість до тижнів з нульовими або одиничними фактичними значеннями — це підтверджує доцільність використання WAPE як основної метрики для рівня SKU [1, с. 92].</w:t>
+        <w:t>LightGBM перевершив baseline за основною метрикою WAPE (25,24% проти 25,53%) та за MAE/RMSE. MAPE при цьому залишається високою через гіперчутливість до тижнів з нульовими або одиничними фактичними значеннями, це підтверджує доцільність використання WAPE як основної метрики для рівня SKU [1, с. 92].</w:t>
       </w:r>
     </w:p>
     <w:p>
@@ -3404,7 +3404,7 @@
           <w:color w:val="000000"/>
           <w:sz w:val="28"/>
         </w:rPr>
-        <w:t>смартфони — WAPE 21% (найкраща точність);</w:t>
+        <w:t>смартфони, WAPE 21% (найкраща точність);</w:t>
       </w:r>
     </w:p>
     <w:p>
@@ -3421,7 +3421,7 @@
           <w:color w:val="000000"/>
           <w:sz w:val="28"/>
         </w:rPr>
-        <w:t>ноутбуки — WAPE 33%;</w:t>
+        <w:t>ноутбуки, WAPE 33%;</w:t>
       </w:r>
     </w:p>
     <w:p>
@@ -3438,7 +3438,7 @@
           <w:color w:val="000000"/>
           <w:sz w:val="28"/>
         </w:rPr>
-        <w:t>холодильники — WAPE 35% (найскладніша категорія).</w:t>
+        <w:t>холодильники, WAPE 35% (найскладніша категорія).</w:t>
       </w:r>
     </w:p>
     <w:p>
@@ -3504,7 +3504,7 @@
           <w:color w:val="000000"/>
           <w:sz w:val="28"/>
         </w:rPr>
-        <w:t>1. qty_lag_1 — продажі попереднього тижня (найсильніший сигнал);</w:t>
+        <w:t>1. qty_lag_1, продажі попереднього тижня (найсильніший сигнал);</w:t>
       </w:r>
     </w:p>
     <w:p>
@@ -3520,7 +3520,7 @@
           <w:color w:val="000000"/>
           <w:sz w:val="28"/>
         </w:rPr>
-        <w:t>2. qty_roll_mean_4 — тренд останнього місяця;</w:t>
+        <w:t>2. qty_roll_mean_4, тренд останнього місяця;</w:t>
       </w:r>
     </w:p>
     <w:p>
@@ -3536,7 +3536,7 @@
           <w:color w:val="000000"/>
           <w:sz w:val="28"/>
         </w:rPr>
-        <w:t>3. avg_price — цінова реакція;</w:t>
+        <w:t>3. avg_price, цінова реакція;</w:t>
       </w:r>
     </w:p>
     <w:p>
@@ -3552,7 +3552,7 @@
           <w:color w:val="000000"/>
           <w:sz w:val="28"/>
         </w:rPr>
-        <w:t>4. promo_share — частка днів з акцією у тижні;</w:t>
+        <w:t>4. promo_share, частка днів з акцією у тижні;</w:t>
       </w:r>
     </w:p>
     <w:p>
@@ -3568,7 +3568,7 @@
           <w:color w:val="000000"/>
           <w:sz w:val="28"/>
         </w:rPr>
-        <w:t>5. is_holiday_week — наявність свят у тижні.</w:t>
+        <w:t>5. is_holiday_week, наявність свят у тижні.</w:t>
       </w:r>
     </w:p>
     <w:p>
@@ -3635,7 +3635,7 @@
           <w:color w:val="000000"/>
           <w:sz w:val="28"/>
         </w:rPr>
-        <w:t>Перевагою рекурсивного підходу є простота — одна модель прогнозує будь-який горизонт. Недолік — накопичення похибки на дальших кроках. Для покращення на горизонтах 8–12 тижнів доцільно перейти до direct multi-step стратегії (окремі моделі для +1, +2, +3, +4 тижні) [1, с. 198].</w:t>
+        <w:t>Перевагою рекурсивного підходу є простота, одна модель прогнозує будь-який горизонт. Недолік, накопичення похибки на дальших кроках. Для покращення на горизонтах 8–12 тижнів доцільно перейти до direct multi-step стратегії (окремі моделі для +1, +2, +3, +4 тижні) [1, с. 198].</w:t>
       </w:r>
     </w:p>
     <w:p>
@@ -3718,7 +3718,7 @@
           <w:color w:val="000000"/>
           <w:sz w:val="28"/>
         </w:rPr>
-        <w:t>Приклад розрахунку: для SKU 64502 (категорія «Ноутбуки») у магазині 215 при сумарному прогнозі Fct = 152 одиниці, поточному залишку St = 74 одиниці, товарі у дорозі GiT = 37 одиниць та страховому запасі SS = 4 одиниці — обсяг замовлення складає Q = 45 одиниць.</w:t>
+        <w:t>Приклад розрахунку: для SKU 64502 (категорія «Ноутбуки») у магазині 215 при сумарному прогнозі Fct = 152 одиниці, поточному залишку St = 74 одиниці, товарі у дорозі GiT = 37 одиниць та страховому запасі SS = 4 одиниці, обсяг замовлення складає Q = 45 одиниць.</w:t>
       </w:r>
     </w:p>
     <w:p>
@@ -3978,7 +3978,7 @@
           <w:color w:val="000000"/>
           <w:sz w:val="28"/>
         </w:rPr>
-        <w:t>окрема обробка низькочастотних категорій (холодильники) — наприклад, через ієрархічну агрегацію.</w:t>
+        <w:t>окрема обробка низькочастотних категорій (холодильники), наприклад, через ієрархічну агрегацію.</w:t>
       </w:r>
     </w:p>
     <w:p>

--- a/docs/Referat.docx
+++ b/docs/Referat.docx
@@ -2390,6 +2390,124 @@
           <w:sz w:val="28"/>
         </w:rPr>
         <w:t>агрегація денних продажів до тижневого рівня (W-MON) із розрахунком сумарного qty, середньої ціни (avg_price) та частки днів з акцією (promo_share).</w:t>
+      </w:r>
+    </w:p>
+    <w:p>
+      <w:pPr>
+        <w:spacing w:line="240" w:lineRule="auto" w:before="0" w:after="0"/>
+        <w:ind w:firstLine="709"/>
+        <w:jc w:val="both"/>
+      </w:pPr>
+      <w:r>
+        <w:rPr>
+          <w:rFonts w:ascii="Times New Roman" w:hAnsi="Times New Roman" w:cs="Times New Roman" w:eastAsia="Times New Roman"/>
+          <w:b w:val="0"/>
+          <w:i w:val="0"/>
+          <w:color w:val="000000"/>
+          <w:sz w:val="28"/>
+        </w:rPr>
+        <w:t>Структуру даних спроектовано у вигляді реляційної схеми з 7 таблиць: 5 довідників (dim_category, dim_sku, dim_store, dim_holidays, dim_promo_calendar) та 2 фактових таблиці (sales_fact, inventory_snapshot). Фінальна таблиця dataset, яка подається на вхід моделі, формується через INNER та LEFT JOIN перерахованих таблиць. ER-діаграму схеми наведено на рисунку 2.1.</w:t>
+      </w:r>
+    </w:p>
+    <w:p>
+      <w:pPr>
+        <w:spacing w:line="240" w:lineRule="auto" w:before="0" w:after="0"/>
+      </w:pPr>
+      <w:r>
+        <w:rPr>
+          <w:rFonts w:ascii="Times New Roman" w:hAnsi="Times New Roman" w:cs="Times New Roman" w:eastAsia="Times New Roman"/>
+          <w:b w:val="0"/>
+          <w:i w:val="0"/>
+          <w:color w:val="000000"/>
+          <w:sz w:val="28"/>
+        </w:rPr>
+      </w:r>
+    </w:p>
+    <w:p>
+      <w:pPr>
+        <w:spacing w:line="240" w:lineRule="auto" w:before="0" w:after="0"/>
+        <w:jc w:val="center"/>
+      </w:pPr>
+      <w:r>
+        <w:drawing>
+          <wp:inline xmlns:a="http://schemas.openxmlformats.org/drawingml/2006/main" xmlns:pic="http://schemas.openxmlformats.org/drawingml/2006/picture">
+            <wp:extent cx="5580000" cy="3271807"/>
+            <wp:docPr id="1" name="Picture 1"/>
+            <wp:cNvGraphicFramePr>
+              <a:graphicFrameLocks noChangeAspect="1"/>
+            </wp:cNvGraphicFramePr>
+            <a:graphic>
+              <a:graphicData uri="http://schemas.openxmlformats.org/drawingml/2006/picture">
+                <pic:pic>
+                  <pic:nvPicPr>
+                    <pic:cNvPr id="0" name="db_schema.png"/>
+                    <pic:cNvPicPr/>
+                  </pic:nvPicPr>
+                  <pic:blipFill>
+                    <a:blip r:embed="rId9"/>
+                    <a:stretch>
+                      <a:fillRect/>
+                    </a:stretch>
+                  </pic:blipFill>
+                  <pic:spPr>
+                    <a:xfrm>
+                      <a:off x="0" y="0"/>
+                      <a:ext cx="5580000" cy="3271807"/>
+                    </a:xfrm>
+                    <a:prstGeom prst="rect"/>
+                  </pic:spPr>
+                </pic:pic>
+              </a:graphicData>
+            </a:graphic>
+          </wp:inline>
+        </w:drawing>
+      </w:r>
+    </w:p>
+    <w:p>
+      <w:pPr>
+        <w:spacing w:line="240" w:lineRule="auto" w:before="0" w:after="0"/>
+        <w:jc w:val="center"/>
+      </w:pPr>
+      <w:r>
+        <w:rPr>
+          <w:rFonts w:ascii="Times New Roman" w:hAnsi="Times New Roman" w:cs="Times New Roman" w:eastAsia="Times New Roman"/>
+          <w:b w:val="0"/>
+          <w:i/>
+          <w:color w:val="000000"/>
+          <w:sz w:val="28"/>
+        </w:rPr>
+        <w:t>Рисунок 2.1 — ER-діаграма схеми БД</w:t>
+      </w:r>
+    </w:p>
+    <w:p>
+      <w:pPr>
+        <w:spacing w:line="240" w:lineRule="auto" w:before="0" w:after="0"/>
+      </w:pPr>
+      <w:r>
+        <w:rPr>
+          <w:rFonts w:ascii="Times New Roman" w:hAnsi="Times New Roman" w:cs="Times New Roman" w:eastAsia="Times New Roman"/>
+          <w:b w:val="0"/>
+          <w:i w:val="0"/>
+          <w:color w:val="000000"/>
+          <w:sz w:val="28"/>
+        </w:rPr>
+      </w:r>
+    </w:p>
+    <w:p>
+      <w:pPr>
+        <w:spacing w:line="240" w:lineRule="auto" w:before="0" w:after="0"/>
+        <w:ind w:firstLine="709"/>
+        <w:jc w:val="both"/>
+      </w:pPr>
+      <w:r>
+        <w:rPr>
+          <w:rFonts w:ascii="Times New Roman" w:hAnsi="Times New Roman" w:cs="Times New Roman" w:eastAsia="Times New Roman"/>
+          <w:b w:val="0"/>
+          <w:i w:val="0"/>
+          <w:color w:val="000000"/>
+          <w:sz w:val="28"/>
+        </w:rPr>
+        <w:t>Фінальна таблиця dataset (виділена помаранчевим на рис. 2.1) включає поля з sales_fact (qty, price, promo), атрибути SKU (category, brand, weight_kg), атрибути магазину (city, region) та прапор свята з dim_holidays. Саме ця таблиця подається на вхід моделі LightGBM.</w:t>
       </w:r>
     </w:p>
     <w:p>
